--- a/lessons/4-4/downloads/reveal/teacher/4.4-exit-tickets.docx
+++ b/lessons/4-4/downloads/reveal/teacher/4.4-exit-tickets.docx
@@ -119,8 +119,8 @@
                 <w:rFonts w:ascii="Avenir Next" w:hAnsi="Avenir Next" w:cs="Avenir Next" w:eastAsia="Avenir Next"/>
                 <w:b/>
                 <w:color w:val="1A1A1A"/>
-                <w:sz w:val="20"/>
-                <w:szCs w:val="20"/>
+                <w:sz w:val="21"/>
+                <w:szCs w:val="21"/>
               </w:rPr>
               <w:t xml:space="preserve">1.</w:t>
             </w:r>
@@ -128,8 +128,8 @@
               <w:rPr>
                 <w:rFonts w:ascii="Avenir Next" w:hAnsi="Avenir Next" w:cs="Avenir Next" w:eastAsia="Avenir Next"/>
                 <w:color w:val="1A1A1A"/>
-                <w:sz w:val="20"/>
-                <w:szCs w:val="20"/>
+                <w:sz w:val="21"/>
+                <w:szCs w:val="21"/>
               </w:rPr>
               <w:tab/>
             </w:r>
@@ -137,8 +137,8 @@
               <w:rPr>
                 <w:rFonts w:ascii="Avenir Next" w:hAnsi="Avenir Next" w:cs="Avenir Next" w:eastAsia="Avenir Next"/>
                 <w:color w:val="1A1A1A"/>
-                <w:sz w:val="20"/>
-                <w:szCs w:val="20"/>
+                <w:sz w:val="21"/>
+                <w:szCs w:val="21"/>
               </w:rPr>
               <w:t xml:space="preserve">Find each part.</w:t>
             </w:r>
@@ -192,8 +192,8 @@
                       <w:rFonts w:ascii="Avenir Next" w:hAnsi="Avenir Next" w:cs="Avenir Next" w:eastAsia="Avenir Next"/>
                       <w:b/>
                       <w:color w:val="003A70"/>
-                      <w:sz w:val="20"/>
-                      <w:szCs w:val="20"/>
+                      <w:sz w:val="21"/>
+                      <w:szCs w:val="21"/>
                     </w:rPr>
                     <w:t xml:space="preserve">a.</w:t>
                   </w:r>
@@ -201,8 +201,8 @@
                     <w:rPr>
                       <w:rFonts w:ascii="Avenir Next" w:hAnsi="Avenir Next" w:cs="Avenir Next" w:eastAsia="Avenir Next"/>
                       <w:color w:val="1A1A1A"/>
-                      <w:sz w:val="20"/>
-                      <w:szCs w:val="20"/>
+                      <w:sz w:val="21"/>
+                      <w:szCs w:val="21"/>
                     </w:rPr>
                     <w:tab/>
                   </w:r>
@@ -210,8 +210,8 @@
                     <w:rPr>
                       <w:rFonts w:ascii="Avenir Next" w:hAnsi="Avenir Next" w:cs="Avenir Next" w:eastAsia="Avenir Next"/>
                       <w:color w:val="1A1A1A"/>
-                      <w:sz w:val="20"/>
-                      <w:szCs w:val="20"/>
+                      <w:sz w:val="21"/>
+                      <w:szCs w:val="21"/>
                     </w:rPr>
                     <w:t xml:space="preserve">40% of 90 =</w:t>
                   </w:r>
@@ -219,8 +219,8 @@
                     <w:rPr>
                       <w:rFonts w:ascii="Avenir Next" w:hAnsi="Avenir Next" w:cs="Avenir Next" w:eastAsia="Avenir Next"/>
                       <w:color w:val="1A1A1A"/>
-                      <w:sz w:val="20"/>
-                      <w:szCs w:val="20"/>
+                      <w:sz w:val="21"/>
+                      <w:szCs w:val="21"/>
                     </w:rPr>
                     <w:t xml:space="preserve">  </w:t>
                   </w:r>
@@ -228,8 +228,8 @@
                     <w:rPr>
                       <w:rFonts w:ascii="Avenir Next" w:hAnsi="Avenir Next" w:cs="Avenir Next" w:eastAsia="Avenir Next"/>
                       <w:color w:val="1A1A1A"/>
-                      <w:sz w:val="20"/>
-                      <w:szCs w:val="20"/>
+                      <w:sz w:val="21"/>
+                      <w:szCs w:val="21"/>
                       <w:u w:val="single"/>
                     </w:rPr>
                     <w:t xml:space="preserve">              </w:t>
@@ -254,8 +254,8 @@
                       <w:rFonts w:ascii="Avenir Next" w:hAnsi="Avenir Next" w:cs="Avenir Next" w:eastAsia="Avenir Next"/>
                       <w:b/>
                       <w:color w:val="003A70"/>
-                      <w:sz w:val="20"/>
-                      <w:szCs w:val="20"/>
+                      <w:sz w:val="21"/>
+                      <w:szCs w:val="21"/>
                     </w:rPr>
                     <w:t xml:space="preserve">b.</w:t>
                   </w:r>
@@ -263,8 +263,8 @@
                     <w:rPr>
                       <w:rFonts w:ascii="Avenir Next" w:hAnsi="Avenir Next" w:cs="Avenir Next" w:eastAsia="Avenir Next"/>
                       <w:color w:val="1A1A1A"/>
-                      <w:sz w:val="20"/>
-                      <w:szCs w:val="20"/>
+                      <w:sz w:val="21"/>
+                      <w:szCs w:val="21"/>
                     </w:rPr>
                     <w:tab/>
                   </w:r>
@@ -272,8 +272,8 @@
                     <w:rPr>
                       <w:rFonts w:ascii="Avenir Next" w:hAnsi="Avenir Next" w:cs="Avenir Next" w:eastAsia="Avenir Next"/>
                       <w:color w:val="1A1A1A"/>
-                      <w:sz w:val="20"/>
-                      <w:szCs w:val="20"/>
+                      <w:sz w:val="21"/>
+                      <w:szCs w:val="21"/>
                     </w:rPr>
                     <w:t xml:space="preserve">5% of 600 =</w:t>
                   </w:r>
@@ -281,8 +281,8 @@
                     <w:rPr>
                       <w:rFonts w:ascii="Avenir Next" w:hAnsi="Avenir Next" w:cs="Avenir Next" w:eastAsia="Avenir Next"/>
                       <w:color w:val="1A1A1A"/>
-                      <w:sz w:val="20"/>
-                      <w:szCs w:val="20"/>
+                      <w:sz w:val="21"/>
+                      <w:szCs w:val="21"/>
                     </w:rPr>
                     <w:t xml:space="preserve">  </w:t>
                   </w:r>
@@ -290,8 +290,8 @@
                     <w:rPr>
                       <w:rFonts w:ascii="Avenir Next" w:hAnsi="Avenir Next" w:cs="Avenir Next" w:eastAsia="Avenir Next"/>
                       <w:color w:val="1A1A1A"/>
-                      <w:sz w:val="20"/>
-                      <w:szCs w:val="20"/>
+                      <w:sz w:val="21"/>
+                      <w:szCs w:val="21"/>
                       <w:u w:val="single"/>
                     </w:rPr>
                     <w:t xml:space="preserve">              </w:t>
@@ -365,8 +365,8 @@
                 <w:rFonts w:ascii="Avenir Next" w:hAnsi="Avenir Next" w:cs="Avenir Next" w:eastAsia="Avenir Next"/>
                 <w:b/>
                 <w:color w:val="1A1A1A"/>
-                <w:sz w:val="20"/>
-                <w:szCs w:val="20"/>
+                <w:sz w:val="21"/>
+                <w:szCs w:val="21"/>
               </w:rPr>
               <w:t xml:space="preserve">2.</w:t>
             </w:r>
@@ -374,8 +374,8 @@
               <w:rPr>
                 <w:rFonts w:ascii="Avenir Next" w:hAnsi="Avenir Next" w:cs="Avenir Next" w:eastAsia="Avenir Next"/>
                 <w:color w:val="1A1A1A"/>
-                <w:sz w:val="20"/>
-                <w:szCs w:val="20"/>
+                <w:sz w:val="21"/>
+                <w:szCs w:val="21"/>
               </w:rPr>
               <w:tab/>
             </w:r>
@@ -383,8 +383,8 @@
               <w:rPr>
                 <w:rFonts w:ascii="Avenir Next" w:hAnsi="Avenir Next" w:cs="Avenir Next" w:eastAsia="Avenir Next"/>
                 <w:color w:val="1A1A1A"/>
-                <w:sz w:val="20"/>
-                <w:szCs w:val="20"/>
+                <w:sz w:val="21"/>
+                <w:szCs w:val="21"/>
               </w:rPr>
               <w:t xml:space="preserve">A $45 purchase has a 6% sales tax. Find the tax.</w:t>
             </w:r>
@@ -422,7 +422,7 @@
             <w:tr>
               <w:trPr>
                 <w:cantSplit/>
-                <w:trHeight w:val="508" w:hRule="atLeast"/>
+                <w:trHeight w:val="620" w:hRule="atLeast"/>
               </w:trPr>
               <w:tc>
                 <w:tcPr>
@@ -544,8 +544,8 @@
                 <w:rFonts w:ascii="Avenir Next" w:hAnsi="Avenir Next" w:cs="Avenir Next" w:eastAsia="Avenir Next"/>
                 <w:b/>
                 <w:color w:val="1A1A1A"/>
-                <w:sz w:val="20"/>
-                <w:szCs w:val="20"/>
+                <w:sz w:val="21"/>
+                <w:szCs w:val="21"/>
               </w:rPr>
               <w:t xml:space="preserve">3.</w:t>
             </w:r>
@@ -553,8 +553,8 @@
               <w:rPr>
                 <w:rFonts w:ascii="Avenir Next" w:hAnsi="Avenir Next" w:cs="Avenir Next" w:eastAsia="Avenir Next"/>
                 <w:color w:val="1A1A1A"/>
-                <w:sz w:val="20"/>
-                <w:szCs w:val="20"/>
+                <w:sz w:val="21"/>
+                <w:szCs w:val="21"/>
               </w:rPr>
               <w:tab/>
             </w:r>
@@ -562,10 +562,10 @@
               <w:rPr>
                 <w:rFonts w:ascii="Avenir Next" w:hAnsi="Avenir Next" w:cs="Avenir Next" w:eastAsia="Avenir Next"/>
                 <w:color w:val="1A1A1A"/>
-                <w:sz w:val="20"/>
-                <w:szCs w:val="20"/>
-              </w:rPr>
-              <w:t xml:space="preserve">To find 12% of 300, multiply 300 by —</w:t>
+                <w:sz w:val="21"/>
+                <w:szCs w:val="21"/>
+              </w:rPr>
+              <w:t xml:space="preserve">To find 15% of 60, multiply 60 by —</w:t>
             </w:r>
           </w:p>
           <w:tbl>
@@ -618,8 +618,8 @@
                       <w:rFonts w:ascii="Avenir Next" w:hAnsi="Avenir Next" w:cs="Avenir Next" w:eastAsia="Avenir Next"/>
                       <w:b/>
                       <w:color w:val="003A70"/>
-                      <w:sz w:val="19"/>
-                      <w:szCs w:val="19"/>
+                      <w:sz w:val="20"/>
+                      <w:szCs w:val="20"/>
                     </w:rPr>
                     <w:t xml:space="preserve">A</w:t>
                   </w:r>
@@ -627,8 +627,8 @@
                     <w:rPr>
                       <w:rFonts w:ascii="Avenir Next" w:hAnsi="Avenir Next" w:cs="Avenir Next" w:eastAsia="Avenir Next"/>
                       <w:color w:val="1A1A1A"/>
-                      <w:sz w:val="19"/>
-                      <w:szCs w:val="19"/>
+                      <w:sz w:val="20"/>
+                      <w:szCs w:val="20"/>
                     </w:rPr>
                     <w:tab/>
                   </w:r>
@@ -636,10 +636,10 @@
                     <w:rPr>
                       <w:rFonts w:ascii="Avenir Next" w:hAnsi="Avenir Next" w:cs="Avenir Next" w:eastAsia="Avenir Next"/>
                       <w:color w:val="1A1A1A"/>
-                      <w:sz w:val="19"/>
-                      <w:szCs w:val="19"/>
-                    </w:rPr>
-                    <w:t xml:space="preserve">12</w:t>
+                      <w:sz w:val="20"/>
+                      <w:szCs w:val="20"/>
+                    </w:rPr>
+                    <w:t xml:space="preserve">15</w:t>
                   </w:r>
                 </w:p>
               </w:tc>
@@ -661,8 +661,8 @@
                       <w:rFonts w:ascii="Avenir Next" w:hAnsi="Avenir Next" w:cs="Avenir Next" w:eastAsia="Avenir Next"/>
                       <w:b/>
                       <w:color w:val="003A70"/>
-                      <w:sz w:val="19"/>
-                      <w:szCs w:val="19"/>
+                      <w:sz w:val="20"/>
+                      <w:szCs w:val="20"/>
                     </w:rPr>
                     <w:t xml:space="preserve">B</w:t>
                   </w:r>
@@ -670,8 +670,8 @@
                     <w:rPr>
                       <w:rFonts w:ascii="Avenir Next" w:hAnsi="Avenir Next" w:cs="Avenir Next" w:eastAsia="Avenir Next"/>
                       <w:color w:val="1A1A1A"/>
-                      <w:sz w:val="19"/>
-                      <w:szCs w:val="19"/>
+                      <w:sz w:val="20"/>
+                      <w:szCs w:val="20"/>
                     </w:rPr>
                     <w:tab/>
                   </w:r>
@@ -679,10 +679,10 @@
                     <w:rPr>
                       <w:rFonts w:ascii="Avenir Next" w:hAnsi="Avenir Next" w:cs="Avenir Next" w:eastAsia="Avenir Next"/>
                       <w:color w:val="1A1A1A"/>
-                      <w:sz w:val="19"/>
-                      <w:szCs w:val="19"/>
-                    </w:rPr>
-                    <w:t xml:space="preserve">1.2</w:t>
+                      <w:sz w:val="20"/>
+                      <w:szCs w:val="20"/>
+                    </w:rPr>
+                    <w:t xml:space="preserve">1.5</w:t>
                   </w:r>
                 </w:p>
               </w:tc>
@@ -704,8 +704,8 @@
                       <w:rFonts w:ascii="Avenir Next" w:hAnsi="Avenir Next" w:cs="Avenir Next" w:eastAsia="Avenir Next"/>
                       <w:b/>
                       <w:color w:val="003A70"/>
-                      <w:sz w:val="19"/>
-                      <w:szCs w:val="19"/>
+                      <w:sz w:val="20"/>
+                      <w:szCs w:val="20"/>
                     </w:rPr>
                     <w:t xml:space="preserve">C</w:t>
                   </w:r>
@@ -713,8 +713,8 @@
                     <w:rPr>
                       <w:rFonts w:ascii="Avenir Next" w:hAnsi="Avenir Next" w:cs="Avenir Next" w:eastAsia="Avenir Next"/>
                       <w:color w:val="1A1A1A"/>
-                      <w:sz w:val="19"/>
-                      <w:szCs w:val="19"/>
+                      <w:sz w:val="20"/>
+                      <w:szCs w:val="20"/>
                     </w:rPr>
                     <w:tab/>
                   </w:r>
@@ -722,10 +722,10 @@
                     <w:rPr>
                       <w:rFonts w:ascii="Avenir Next" w:hAnsi="Avenir Next" w:cs="Avenir Next" w:eastAsia="Avenir Next"/>
                       <w:color w:val="1A1A1A"/>
-                      <w:sz w:val="19"/>
-                      <w:szCs w:val="19"/>
-                    </w:rPr>
-                    <w:t xml:space="preserve">0.12</w:t>
+                      <w:sz w:val="20"/>
+                      <w:szCs w:val="20"/>
+                    </w:rPr>
+                    <w:t xml:space="preserve">0.15</w:t>
                   </w:r>
                 </w:p>
               </w:tc>
@@ -747,8 +747,8 @@
                       <w:rFonts w:ascii="Avenir Next" w:hAnsi="Avenir Next" w:cs="Avenir Next" w:eastAsia="Avenir Next"/>
                       <w:b/>
                       <w:color w:val="003A70"/>
-                      <w:sz w:val="19"/>
-                      <w:szCs w:val="19"/>
+                      <w:sz w:val="20"/>
+                      <w:szCs w:val="20"/>
                     </w:rPr>
                     <w:t xml:space="preserve">D</w:t>
                   </w:r>
@@ -756,8 +756,8 @@
                     <w:rPr>
                       <w:rFonts w:ascii="Avenir Next" w:hAnsi="Avenir Next" w:cs="Avenir Next" w:eastAsia="Avenir Next"/>
                       <w:color w:val="1A1A1A"/>
-                      <w:sz w:val="19"/>
-                      <w:szCs w:val="19"/>
+                      <w:sz w:val="20"/>
+                      <w:szCs w:val="20"/>
                     </w:rPr>
                     <w:tab/>
                   </w:r>
@@ -765,10 +765,10 @@
                     <w:rPr>
                       <w:rFonts w:ascii="Avenir Next" w:hAnsi="Avenir Next" w:cs="Avenir Next" w:eastAsia="Avenir Next"/>
                       <w:color w:val="1A1A1A"/>
-                      <w:sz w:val="19"/>
-                      <w:szCs w:val="19"/>
-                    </w:rPr>
-                    <w:t xml:space="preserve">0.012</w:t>
+                      <w:sz w:val="20"/>
+                      <w:szCs w:val="20"/>
+                    </w:rPr>
+                    <w:t xml:space="preserve">0.015</w:t>
                   </w:r>
                 </w:p>
               </w:tc>
@@ -993,8 +993,8 @@
                 <w:rFonts w:ascii="Avenir Next" w:hAnsi="Avenir Next" w:cs="Avenir Next" w:eastAsia="Avenir Next"/>
                 <w:b/>
                 <w:color w:val="1A1A1A"/>
-                <w:sz w:val="20"/>
-                <w:szCs w:val="20"/>
+                <w:sz w:val="21"/>
+                <w:szCs w:val="21"/>
               </w:rPr>
               <w:t xml:space="preserve">1.</w:t>
             </w:r>
@@ -1002,8 +1002,8 @@
               <w:rPr>
                 <w:rFonts w:ascii="Avenir Next" w:hAnsi="Avenir Next" w:cs="Avenir Next" w:eastAsia="Avenir Next"/>
                 <w:color w:val="1A1A1A"/>
-                <w:sz w:val="20"/>
-                <w:szCs w:val="20"/>
+                <w:sz w:val="21"/>
+                <w:szCs w:val="21"/>
               </w:rPr>
               <w:tab/>
             </w:r>
@@ -1011,8 +1011,8 @@
               <w:rPr>
                 <w:rFonts w:ascii="Avenir Next" w:hAnsi="Avenir Next" w:cs="Avenir Next" w:eastAsia="Avenir Next"/>
                 <w:color w:val="1A1A1A"/>
-                <w:sz w:val="20"/>
-                <w:szCs w:val="20"/>
+                <w:sz w:val="21"/>
+                <w:szCs w:val="21"/>
               </w:rPr>
               <w:t xml:space="preserve">Find each part.</w:t>
             </w:r>
@@ -1066,8 +1066,8 @@
                       <w:rFonts w:ascii="Avenir Next" w:hAnsi="Avenir Next" w:cs="Avenir Next" w:eastAsia="Avenir Next"/>
                       <w:b/>
                       <w:color w:val="003A70"/>
-                      <w:sz w:val="20"/>
-                      <w:szCs w:val="20"/>
+                      <w:sz w:val="21"/>
+                      <w:szCs w:val="21"/>
                     </w:rPr>
                     <w:t xml:space="preserve">a.</w:t>
                   </w:r>
@@ -1075,8 +1075,8 @@
                     <w:rPr>
                       <w:rFonts w:ascii="Avenir Next" w:hAnsi="Avenir Next" w:cs="Avenir Next" w:eastAsia="Avenir Next"/>
                       <w:color w:val="1A1A1A"/>
-                      <w:sz w:val="20"/>
-                      <w:szCs w:val="20"/>
+                      <w:sz w:val="21"/>
+                      <w:szCs w:val="21"/>
                     </w:rPr>
                     <w:tab/>
                   </w:r>
@@ -1084,8 +1084,8 @@
                     <w:rPr>
                       <w:rFonts w:ascii="Avenir Next" w:hAnsi="Avenir Next" w:cs="Avenir Next" w:eastAsia="Avenir Next"/>
                       <w:color w:val="1A1A1A"/>
-                      <w:sz w:val="20"/>
-                      <w:szCs w:val="20"/>
+                      <w:sz w:val="21"/>
+                      <w:szCs w:val="21"/>
                     </w:rPr>
                     <w:t xml:space="preserve">40% of 90 =</w:t>
                   </w:r>
@@ -1093,8 +1093,8 @@
                     <w:rPr>
                       <w:rFonts w:ascii="Avenir Next" w:hAnsi="Avenir Next" w:cs="Avenir Next" w:eastAsia="Avenir Next"/>
                       <w:color w:val="1A1A1A"/>
-                      <w:sz w:val="20"/>
-                      <w:szCs w:val="20"/>
+                      <w:sz w:val="21"/>
+                      <w:szCs w:val="21"/>
                     </w:rPr>
                     <w:t xml:space="preserve">  </w:t>
                   </w:r>
@@ -1102,8 +1102,8 @@
                     <w:rPr>
                       <w:rFonts w:ascii="Avenir Next" w:hAnsi="Avenir Next" w:cs="Avenir Next" w:eastAsia="Avenir Next"/>
                       <w:color w:val="1A1A1A"/>
-                      <w:sz w:val="20"/>
-                      <w:szCs w:val="20"/>
+                      <w:sz w:val="21"/>
+                      <w:szCs w:val="21"/>
                       <w:u w:val="single"/>
                     </w:rPr>
                     <w:t xml:space="preserve">              </w:t>
@@ -1128,8 +1128,8 @@
                       <w:rFonts w:ascii="Avenir Next" w:hAnsi="Avenir Next" w:cs="Avenir Next" w:eastAsia="Avenir Next"/>
                       <w:b/>
                       <w:color w:val="003A70"/>
-                      <w:sz w:val="20"/>
-                      <w:szCs w:val="20"/>
+                      <w:sz w:val="21"/>
+                      <w:szCs w:val="21"/>
                     </w:rPr>
                     <w:t xml:space="preserve">b.</w:t>
                   </w:r>
@@ -1137,8 +1137,8 @@
                     <w:rPr>
                       <w:rFonts w:ascii="Avenir Next" w:hAnsi="Avenir Next" w:cs="Avenir Next" w:eastAsia="Avenir Next"/>
                       <w:color w:val="1A1A1A"/>
-                      <w:sz w:val="20"/>
-                      <w:szCs w:val="20"/>
+                      <w:sz w:val="21"/>
+                      <w:szCs w:val="21"/>
                     </w:rPr>
                     <w:tab/>
                   </w:r>
@@ -1146,8 +1146,8 @@
                     <w:rPr>
                       <w:rFonts w:ascii="Avenir Next" w:hAnsi="Avenir Next" w:cs="Avenir Next" w:eastAsia="Avenir Next"/>
                       <w:color w:val="1A1A1A"/>
-                      <w:sz w:val="20"/>
-                      <w:szCs w:val="20"/>
+                      <w:sz w:val="21"/>
+                      <w:szCs w:val="21"/>
                     </w:rPr>
                     <w:t xml:space="preserve">5% of 600 =</w:t>
                   </w:r>
@@ -1155,8 +1155,8 @@
                     <w:rPr>
                       <w:rFonts w:ascii="Avenir Next" w:hAnsi="Avenir Next" w:cs="Avenir Next" w:eastAsia="Avenir Next"/>
                       <w:color w:val="1A1A1A"/>
-                      <w:sz w:val="20"/>
-                      <w:szCs w:val="20"/>
+                      <w:sz w:val="21"/>
+                      <w:szCs w:val="21"/>
                     </w:rPr>
                     <w:t xml:space="preserve">  </w:t>
                   </w:r>
@@ -1164,8 +1164,8 @@
                     <w:rPr>
                       <w:rFonts w:ascii="Avenir Next" w:hAnsi="Avenir Next" w:cs="Avenir Next" w:eastAsia="Avenir Next"/>
                       <w:color w:val="1A1A1A"/>
-                      <w:sz w:val="20"/>
-                      <w:szCs w:val="20"/>
+                      <w:sz w:val="21"/>
+                      <w:szCs w:val="21"/>
                       <w:u w:val="single"/>
                     </w:rPr>
                     <w:t xml:space="preserve">              </w:t>
@@ -1239,8 +1239,8 @@
                 <w:rFonts w:ascii="Avenir Next" w:hAnsi="Avenir Next" w:cs="Avenir Next" w:eastAsia="Avenir Next"/>
                 <w:b/>
                 <w:color w:val="1A1A1A"/>
-                <w:sz w:val="20"/>
-                <w:szCs w:val="20"/>
+                <w:sz w:val="21"/>
+                <w:szCs w:val="21"/>
               </w:rPr>
               <w:t xml:space="preserve">2.</w:t>
             </w:r>
@@ -1248,8 +1248,8 @@
               <w:rPr>
                 <w:rFonts w:ascii="Avenir Next" w:hAnsi="Avenir Next" w:cs="Avenir Next" w:eastAsia="Avenir Next"/>
                 <w:color w:val="1A1A1A"/>
-                <w:sz w:val="20"/>
-                <w:szCs w:val="20"/>
+                <w:sz w:val="21"/>
+                <w:szCs w:val="21"/>
               </w:rPr>
               <w:tab/>
             </w:r>
@@ -1257,8 +1257,8 @@
               <w:rPr>
                 <w:rFonts w:ascii="Avenir Next" w:hAnsi="Avenir Next" w:cs="Avenir Next" w:eastAsia="Avenir Next"/>
                 <w:color w:val="1A1A1A"/>
-                <w:sz w:val="20"/>
-                <w:szCs w:val="20"/>
+                <w:sz w:val="21"/>
+                <w:szCs w:val="21"/>
               </w:rPr>
               <w:t xml:space="preserve">A $45 purchase has a 6% sales tax. Find the tax.</w:t>
             </w:r>
@@ -1296,7 +1296,7 @@
             <w:tr>
               <w:trPr>
                 <w:cantSplit/>
-                <w:trHeight w:val="508" w:hRule="atLeast"/>
+                <w:trHeight w:val="620" w:hRule="atLeast"/>
               </w:trPr>
               <w:tc>
                 <w:tcPr>
@@ -1418,8 +1418,8 @@
                 <w:rFonts w:ascii="Avenir Next" w:hAnsi="Avenir Next" w:cs="Avenir Next" w:eastAsia="Avenir Next"/>
                 <w:b/>
                 <w:color w:val="1A1A1A"/>
-                <w:sz w:val="20"/>
-                <w:szCs w:val="20"/>
+                <w:sz w:val="21"/>
+                <w:szCs w:val="21"/>
               </w:rPr>
               <w:t xml:space="preserve">3.</w:t>
             </w:r>
@@ -1427,8 +1427,8 @@
               <w:rPr>
                 <w:rFonts w:ascii="Avenir Next" w:hAnsi="Avenir Next" w:cs="Avenir Next" w:eastAsia="Avenir Next"/>
                 <w:color w:val="1A1A1A"/>
-                <w:sz w:val="20"/>
-                <w:szCs w:val="20"/>
+                <w:sz w:val="21"/>
+                <w:szCs w:val="21"/>
               </w:rPr>
               <w:tab/>
             </w:r>
@@ -1436,10 +1436,10 @@
               <w:rPr>
                 <w:rFonts w:ascii="Avenir Next" w:hAnsi="Avenir Next" w:cs="Avenir Next" w:eastAsia="Avenir Next"/>
                 <w:color w:val="1A1A1A"/>
-                <w:sz w:val="20"/>
-                <w:szCs w:val="20"/>
-              </w:rPr>
-              <w:t xml:space="preserve">To find 12% of 300, multiply 300 by —</w:t>
+                <w:sz w:val="21"/>
+                <w:szCs w:val="21"/>
+              </w:rPr>
+              <w:t xml:space="preserve">To find 15% of 60, multiply 60 by —</w:t>
             </w:r>
           </w:p>
           <w:tbl>
@@ -1492,8 +1492,8 @@
                       <w:rFonts w:ascii="Avenir Next" w:hAnsi="Avenir Next" w:cs="Avenir Next" w:eastAsia="Avenir Next"/>
                       <w:b/>
                       <w:color w:val="003A70"/>
-                      <w:sz w:val="19"/>
-                      <w:szCs w:val="19"/>
+                      <w:sz w:val="20"/>
+                      <w:szCs w:val="20"/>
                     </w:rPr>
                     <w:t xml:space="preserve">A</w:t>
                   </w:r>
@@ -1501,8 +1501,8 @@
                     <w:rPr>
                       <w:rFonts w:ascii="Avenir Next" w:hAnsi="Avenir Next" w:cs="Avenir Next" w:eastAsia="Avenir Next"/>
                       <w:color w:val="1A1A1A"/>
-                      <w:sz w:val="19"/>
-                      <w:szCs w:val="19"/>
+                      <w:sz w:val="20"/>
+                      <w:szCs w:val="20"/>
                     </w:rPr>
                     <w:tab/>
                   </w:r>
@@ -1510,10 +1510,10 @@
                     <w:rPr>
                       <w:rFonts w:ascii="Avenir Next" w:hAnsi="Avenir Next" w:cs="Avenir Next" w:eastAsia="Avenir Next"/>
                       <w:color w:val="1A1A1A"/>
-                      <w:sz w:val="19"/>
-                      <w:szCs w:val="19"/>
-                    </w:rPr>
-                    <w:t xml:space="preserve">12</w:t>
+                      <w:sz w:val="20"/>
+                      <w:szCs w:val="20"/>
+                    </w:rPr>
+                    <w:t xml:space="preserve">15</w:t>
                   </w:r>
                 </w:p>
               </w:tc>
@@ -1535,8 +1535,8 @@
                       <w:rFonts w:ascii="Avenir Next" w:hAnsi="Avenir Next" w:cs="Avenir Next" w:eastAsia="Avenir Next"/>
                       <w:b/>
                       <w:color w:val="003A70"/>
-                      <w:sz w:val="19"/>
-                      <w:szCs w:val="19"/>
+                      <w:sz w:val="20"/>
+                      <w:szCs w:val="20"/>
                     </w:rPr>
                     <w:t xml:space="preserve">B</w:t>
                   </w:r>
@@ -1544,8 +1544,8 @@
                     <w:rPr>
                       <w:rFonts w:ascii="Avenir Next" w:hAnsi="Avenir Next" w:cs="Avenir Next" w:eastAsia="Avenir Next"/>
                       <w:color w:val="1A1A1A"/>
-                      <w:sz w:val="19"/>
-                      <w:szCs w:val="19"/>
+                      <w:sz w:val="20"/>
+                      <w:szCs w:val="20"/>
                     </w:rPr>
                     <w:tab/>
                   </w:r>
@@ -1553,10 +1553,10 @@
                     <w:rPr>
                       <w:rFonts w:ascii="Avenir Next" w:hAnsi="Avenir Next" w:cs="Avenir Next" w:eastAsia="Avenir Next"/>
                       <w:color w:val="1A1A1A"/>
-                      <w:sz w:val="19"/>
-                      <w:szCs w:val="19"/>
-                    </w:rPr>
-                    <w:t xml:space="preserve">1.2</w:t>
+                      <w:sz w:val="20"/>
+                      <w:szCs w:val="20"/>
+                    </w:rPr>
+                    <w:t xml:space="preserve">1.5</w:t>
                   </w:r>
                 </w:p>
               </w:tc>
@@ -1578,8 +1578,8 @@
                       <w:rFonts w:ascii="Avenir Next" w:hAnsi="Avenir Next" w:cs="Avenir Next" w:eastAsia="Avenir Next"/>
                       <w:b/>
                       <w:color w:val="003A70"/>
-                      <w:sz w:val="19"/>
-                      <w:szCs w:val="19"/>
+                      <w:sz w:val="20"/>
+                      <w:szCs w:val="20"/>
                     </w:rPr>
                     <w:t xml:space="preserve">C</w:t>
                   </w:r>
@@ -1587,8 +1587,8 @@
                     <w:rPr>
                       <w:rFonts w:ascii="Avenir Next" w:hAnsi="Avenir Next" w:cs="Avenir Next" w:eastAsia="Avenir Next"/>
                       <w:color w:val="1A1A1A"/>
-                      <w:sz w:val="19"/>
-                      <w:szCs w:val="19"/>
+                      <w:sz w:val="20"/>
+                      <w:szCs w:val="20"/>
                     </w:rPr>
                     <w:tab/>
                   </w:r>
@@ -1596,10 +1596,10 @@
                     <w:rPr>
                       <w:rFonts w:ascii="Avenir Next" w:hAnsi="Avenir Next" w:cs="Avenir Next" w:eastAsia="Avenir Next"/>
                       <w:color w:val="1A1A1A"/>
-                      <w:sz w:val="19"/>
-                      <w:szCs w:val="19"/>
-                    </w:rPr>
-                    <w:t xml:space="preserve">0.12</w:t>
+                      <w:sz w:val="20"/>
+                      <w:szCs w:val="20"/>
+                    </w:rPr>
+                    <w:t xml:space="preserve">0.15</w:t>
                   </w:r>
                 </w:p>
               </w:tc>
@@ -1621,8 +1621,8 @@
                       <w:rFonts w:ascii="Avenir Next" w:hAnsi="Avenir Next" w:cs="Avenir Next" w:eastAsia="Avenir Next"/>
                       <w:b/>
                       <w:color w:val="003A70"/>
-                      <w:sz w:val="19"/>
-                      <w:szCs w:val="19"/>
+                      <w:sz w:val="20"/>
+                      <w:szCs w:val="20"/>
                     </w:rPr>
                     <w:t xml:space="preserve">D</w:t>
                   </w:r>
@@ -1630,8 +1630,8 @@
                     <w:rPr>
                       <w:rFonts w:ascii="Avenir Next" w:hAnsi="Avenir Next" w:cs="Avenir Next" w:eastAsia="Avenir Next"/>
                       <w:color w:val="1A1A1A"/>
-                      <w:sz w:val="19"/>
-                      <w:szCs w:val="19"/>
+                      <w:sz w:val="20"/>
+                      <w:szCs w:val="20"/>
                     </w:rPr>
                     <w:tab/>
                   </w:r>
@@ -1639,10 +1639,10 @@
                     <w:rPr>
                       <w:rFonts w:ascii="Avenir Next" w:hAnsi="Avenir Next" w:cs="Avenir Next" w:eastAsia="Avenir Next"/>
                       <w:color w:val="1A1A1A"/>
-                      <w:sz w:val="19"/>
-                      <w:szCs w:val="19"/>
-                    </w:rPr>
-                    <w:t xml:space="preserve">0.012</w:t>
+                      <w:sz w:val="20"/>
+                      <w:szCs w:val="20"/>
+                    </w:rPr>
+                    <w:t xml:space="preserve">0.015</w:t>
                   </w:r>
                 </w:p>
               </w:tc>
@@ -1849,8 +1849,8 @@
                 <w:rFonts w:ascii="Avenir Next" w:hAnsi="Avenir Next" w:cs="Avenir Next" w:eastAsia="Avenir Next"/>
                 <w:b/>
                 <w:color w:val="1A1A1A"/>
-                <w:sz w:val="20"/>
-                <w:szCs w:val="20"/>
+                <w:sz w:val="21"/>
+                <w:szCs w:val="21"/>
               </w:rPr>
               <w:t xml:space="preserve">1.</w:t>
             </w:r>
@@ -1858,8 +1858,8 @@
               <w:rPr>
                 <w:rFonts w:ascii="Avenir Next" w:hAnsi="Avenir Next" w:cs="Avenir Next" w:eastAsia="Avenir Next"/>
                 <w:color w:val="1A1A1A"/>
-                <w:sz w:val="20"/>
-                <w:szCs w:val="20"/>
+                <w:sz w:val="21"/>
+                <w:szCs w:val="21"/>
               </w:rPr>
               <w:tab/>
             </w:r>
@@ -1867,10 +1867,10 @@
               <w:rPr>
                 <w:rFonts w:ascii="Avenir Next" w:hAnsi="Avenir Next" w:cs="Avenir Next" w:eastAsia="Avenir Next"/>
                 <w:color w:val="1A1A1A"/>
-                <w:sz w:val="20"/>
-                <w:szCs w:val="20"/>
-              </w:rPr>
-              <w:t xml:space="preserve">Write each record as a percent.</w:t>
+                <w:sz w:val="21"/>
+                <w:szCs w:val="21"/>
+              </w:rPr>
+              <w:t xml:space="preserve">Write each record (how many out of how many) as a percent.</w:t>
             </w:r>
           </w:p>
           <w:tbl>
@@ -1922,8 +1922,8 @@
                       <w:rFonts w:ascii="Avenir Next" w:hAnsi="Avenir Next" w:cs="Avenir Next" w:eastAsia="Avenir Next"/>
                       <w:b/>
                       <w:color w:val="003A70"/>
-                      <w:sz w:val="20"/>
-                      <w:szCs w:val="20"/>
+                      <w:sz w:val="21"/>
+                      <w:szCs w:val="21"/>
                     </w:rPr>
                     <w:t xml:space="preserve">a.</w:t>
                   </w:r>
@@ -1931,8 +1931,8 @@
                     <w:rPr>
                       <w:rFonts w:ascii="Avenir Next" w:hAnsi="Avenir Next" w:cs="Avenir Next" w:eastAsia="Avenir Next"/>
                       <w:color w:val="1A1A1A"/>
-                      <w:sz w:val="20"/>
-                      <w:szCs w:val="20"/>
+                      <w:sz w:val="21"/>
+                      <w:szCs w:val="21"/>
                     </w:rPr>
                     <w:tab/>
                   </w:r>
@@ -1940,8 +1940,8 @@
                     <w:rPr>
                       <w:rFonts w:ascii="Avenir Next" w:hAnsi="Avenir Next" w:cs="Avenir Next" w:eastAsia="Avenir Next"/>
                       <w:color w:val="1A1A1A"/>
-                      <w:sz w:val="20"/>
-                      <w:szCs w:val="20"/>
+                      <w:sz w:val="21"/>
+                      <w:szCs w:val="21"/>
                     </w:rPr>
                     <w:t xml:space="preserve">27 out of 30 =</w:t>
                   </w:r>
@@ -1949,8 +1949,8 @@
                     <w:rPr>
                       <w:rFonts w:ascii="Avenir Next" w:hAnsi="Avenir Next" w:cs="Avenir Next" w:eastAsia="Avenir Next"/>
                       <w:color w:val="1A1A1A"/>
-                      <w:sz w:val="20"/>
-                      <w:szCs w:val="20"/>
+                      <w:sz w:val="21"/>
+                      <w:szCs w:val="21"/>
                     </w:rPr>
                     <w:t xml:space="preserve">  </w:t>
                   </w:r>
@@ -1958,8 +1958,8 @@
                     <w:rPr>
                       <w:rFonts w:ascii="Avenir Next" w:hAnsi="Avenir Next" w:cs="Avenir Next" w:eastAsia="Avenir Next"/>
                       <w:color w:val="1A1A1A"/>
-                      <w:sz w:val="20"/>
-                      <w:szCs w:val="20"/>
+                      <w:sz w:val="21"/>
+                      <w:szCs w:val="21"/>
                       <w:u w:val="single"/>
                     </w:rPr>
                     <w:t xml:space="preserve">              </w:t>
@@ -1968,8 +1968,8 @@
                     <w:rPr>
                       <w:rFonts w:ascii="Avenir Next" w:hAnsi="Avenir Next" w:cs="Avenir Next" w:eastAsia="Avenir Next"/>
                       <w:color w:val="1A1A1A"/>
-                      <w:sz w:val="20"/>
-                      <w:szCs w:val="20"/>
+                      <w:sz w:val="21"/>
+                      <w:szCs w:val="21"/>
                     </w:rPr>
                     <w:t xml:space="preserve"> %</w:t>
                   </w:r>
@@ -1993,8 +1993,8 @@
                       <w:rFonts w:ascii="Avenir Next" w:hAnsi="Avenir Next" w:cs="Avenir Next" w:eastAsia="Avenir Next"/>
                       <w:b/>
                       <w:color w:val="003A70"/>
-                      <w:sz w:val="20"/>
-                      <w:szCs w:val="20"/>
+                      <w:sz w:val="21"/>
+                      <w:szCs w:val="21"/>
                     </w:rPr>
                     <w:t xml:space="preserve">b.</w:t>
                   </w:r>
@@ -2002,8 +2002,8 @@
                     <w:rPr>
                       <w:rFonts w:ascii="Avenir Next" w:hAnsi="Avenir Next" w:cs="Avenir Next" w:eastAsia="Avenir Next"/>
                       <w:color w:val="1A1A1A"/>
-                      <w:sz w:val="20"/>
-                      <w:szCs w:val="20"/>
+                      <w:sz w:val="21"/>
+                      <w:szCs w:val="21"/>
                     </w:rPr>
                     <w:tab/>
                   </w:r>
@@ -2011,17 +2011,17 @@
                     <w:rPr>
                       <w:rFonts w:ascii="Avenir Next" w:hAnsi="Avenir Next" w:cs="Avenir Next" w:eastAsia="Avenir Next"/>
                       <w:color w:val="1A1A1A"/>
-                      <w:sz w:val="20"/>
-                      <w:szCs w:val="20"/>
-                    </w:rPr>
-                    <w:t xml:space="preserve">13 out of 20 =</w:t>
-                  </w:r>
-                  <w:r>
-                    <w:rPr>
-                      <w:rFonts w:ascii="Avenir Next" w:hAnsi="Avenir Next" w:cs="Avenir Next" w:eastAsia="Avenir Next"/>
-                      <w:color w:val="1A1A1A"/>
-                      <w:sz w:val="20"/>
-                      <w:szCs w:val="20"/>
+                      <w:sz w:val="21"/>
+                      <w:szCs w:val="21"/>
+                    </w:rPr>
+                    <w:t xml:space="preserve">7 out of 20 =</w:t>
+                  </w:r>
+                  <w:r>
+                    <w:rPr>
+                      <w:rFonts w:ascii="Avenir Next" w:hAnsi="Avenir Next" w:cs="Avenir Next" w:eastAsia="Avenir Next"/>
+                      <w:color w:val="1A1A1A"/>
+                      <w:sz w:val="21"/>
+                      <w:szCs w:val="21"/>
                     </w:rPr>
                     <w:t xml:space="preserve">  </w:t>
                   </w:r>
@@ -2029,8 +2029,8 @@
                     <w:rPr>
                       <w:rFonts w:ascii="Avenir Next" w:hAnsi="Avenir Next" w:cs="Avenir Next" w:eastAsia="Avenir Next"/>
                       <w:color w:val="1A1A1A"/>
-                      <w:sz w:val="20"/>
-                      <w:szCs w:val="20"/>
+                      <w:sz w:val="21"/>
+                      <w:szCs w:val="21"/>
                       <w:u w:val="single"/>
                     </w:rPr>
                     <w:t xml:space="preserve">              </w:t>
@@ -2039,8 +2039,8 @@
                     <w:rPr>
                       <w:rFonts w:ascii="Avenir Next" w:hAnsi="Avenir Next" w:cs="Avenir Next" w:eastAsia="Avenir Next"/>
                       <w:color w:val="1A1A1A"/>
-                      <w:sz w:val="20"/>
-                      <w:szCs w:val="20"/>
+                      <w:sz w:val="21"/>
+                      <w:szCs w:val="21"/>
                     </w:rPr>
                     <w:t xml:space="preserve"> %</w:t>
                   </w:r>
@@ -2113,8 +2113,8 @@
                 <w:rFonts w:ascii="Avenir Next" w:hAnsi="Avenir Next" w:cs="Avenir Next" w:eastAsia="Avenir Next"/>
                 <w:b/>
                 <w:color w:val="1A1A1A"/>
-                <w:sz w:val="20"/>
-                <w:szCs w:val="20"/>
+                <w:sz w:val="21"/>
+                <w:szCs w:val="21"/>
               </w:rPr>
               <w:t xml:space="preserve">2.</w:t>
             </w:r>
@@ -2122,8 +2122,8 @@
               <w:rPr>
                 <w:rFonts w:ascii="Avenir Next" w:hAnsi="Avenir Next" w:cs="Avenir Next" w:eastAsia="Avenir Next"/>
                 <w:color w:val="1A1A1A"/>
-                <w:sz w:val="20"/>
-                <w:szCs w:val="20"/>
+                <w:sz w:val="21"/>
+                <w:szCs w:val="21"/>
               </w:rPr>
               <w:tab/>
             </w:r>
@@ -2131,10 +2131,199 @@
               <w:rPr>
                 <w:rFonts w:ascii="Avenir Next" w:hAnsi="Avenir Next" w:cs="Avenir Next" w:eastAsia="Avenir Next"/>
                 <w:color w:val="1A1A1A"/>
-                <w:sz w:val="20"/>
-                <w:szCs w:val="20"/>
+                <w:sz w:val="21"/>
+                <w:szCs w:val="21"/>
               </w:rPr>
               <w:t xml:space="preserve">Team A won 15 of 20 games. Team B won 21 of 30 games. Which team has the better record?</w:t>
+            </w:r>
+          </w:p>
+          <w:p>
+            <w:pPr>
+              <w:keepNext/>
+              <w:tabs>
+                <w:tab w:val="left" w:pos="772"/>
+              </w:tabs>
+              <w:spacing w:before="0" w:after="60" w:line="276" w:lineRule="auto"/>
+              <w:ind w:left="772" w:hanging="340"/>
+            </w:pPr>
+            <w:r>
+              <w:rPr>
+                <w:rFonts w:ascii="Avenir Next" w:hAnsi="Avenir Next" w:cs="Avenir Next" w:eastAsia="Avenir Next"/>
+                <w:b/>
+                <w:color w:val="003A70"/>
+                <w:sz w:val="21"/>
+                <w:szCs w:val="21"/>
+              </w:rPr>
+              <w:t xml:space="preserve">a.</w:t>
+            </w:r>
+            <w:r>
+              <w:rPr>
+                <w:rFonts w:ascii="Avenir Next" w:hAnsi="Avenir Next" w:cs="Avenir Next" w:eastAsia="Avenir Next"/>
+                <w:color w:val="1A1A1A"/>
+                <w:sz w:val="21"/>
+                <w:szCs w:val="21"/>
+              </w:rPr>
+              <w:tab/>
+            </w:r>
+            <w:r>
+              <w:rPr>
+                <w:rFonts w:ascii="Avenir Next" w:hAnsi="Avenir Next" w:cs="Avenir Next" w:eastAsia="Avenir Next"/>
+                <w:color w:val="1A1A1A"/>
+                <w:sz w:val="21"/>
+                <w:szCs w:val="21"/>
+              </w:rPr>
+              <w:t xml:space="preserve">Team A:</w:t>
+            </w:r>
+            <w:r>
+              <w:rPr>
+                <w:rFonts w:ascii="Avenir Next" w:hAnsi="Avenir Next" w:cs="Avenir Next" w:eastAsia="Avenir Next"/>
+                <w:color w:val="1A1A1A"/>
+                <w:sz w:val="21"/>
+                <w:szCs w:val="21"/>
+              </w:rPr>
+              <w:t xml:space="preserve">  </w:t>
+            </w:r>
+            <w:r>
+              <w:rPr>
+                <w:rFonts w:ascii="Avenir Next" w:hAnsi="Avenir Next" w:cs="Avenir Next" w:eastAsia="Avenir Next"/>
+                <w:color w:val="1A1A1A"/>
+                <w:sz w:val="21"/>
+                <w:szCs w:val="21"/>
+                <w:u w:val="single"/>
+              </w:rPr>
+              <w:t xml:space="preserve">                </w:t>
+            </w:r>
+            <w:r>
+              <w:rPr>
+                <w:rFonts w:ascii="Avenir Next" w:hAnsi="Avenir Next" w:cs="Avenir Next" w:eastAsia="Avenir Next"/>
+                <w:color w:val="1A1A1A"/>
+                <w:sz w:val="21"/>
+                <w:szCs w:val="21"/>
+              </w:rPr>
+              <w:t xml:space="preserve"> %</w:t>
+            </w:r>
+          </w:p>
+          <w:p>
+            <w:pPr>
+              <w:keepNext/>
+              <w:tabs>
+                <w:tab w:val="left" w:pos="772"/>
+              </w:tabs>
+              <w:spacing w:before="0" w:after="60" w:line="276" w:lineRule="auto"/>
+              <w:ind w:left="772" w:hanging="340"/>
+            </w:pPr>
+            <w:r>
+              <w:rPr>
+                <w:rFonts w:ascii="Avenir Next" w:hAnsi="Avenir Next" w:cs="Avenir Next" w:eastAsia="Avenir Next"/>
+                <w:b/>
+                <w:color w:val="003A70"/>
+                <w:sz w:val="21"/>
+                <w:szCs w:val="21"/>
+              </w:rPr>
+              <w:t xml:space="preserve">b.</w:t>
+            </w:r>
+            <w:r>
+              <w:rPr>
+                <w:rFonts w:ascii="Avenir Next" w:hAnsi="Avenir Next" w:cs="Avenir Next" w:eastAsia="Avenir Next"/>
+                <w:color w:val="1A1A1A"/>
+                <w:sz w:val="21"/>
+                <w:szCs w:val="21"/>
+              </w:rPr>
+              <w:tab/>
+            </w:r>
+            <w:r>
+              <w:rPr>
+                <w:rFonts w:ascii="Avenir Next" w:hAnsi="Avenir Next" w:cs="Avenir Next" w:eastAsia="Avenir Next"/>
+                <w:color w:val="1A1A1A"/>
+                <w:sz w:val="21"/>
+                <w:szCs w:val="21"/>
+              </w:rPr>
+              <w:t xml:space="preserve">Team B:</w:t>
+            </w:r>
+            <w:r>
+              <w:rPr>
+                <w:rFonts w:ascii="Avenir Next" w:hAnsi="Avenir Next" w:cs="Avenir Next" w:eastAsia="Avenir Next"/>
+                <w:color w:val="1A1A1A"/>
+                <w:sz w:val="21"/>
+                <w:szCs w:val="21"/>
+              </w:rPr>
+              <w:t xml:space="preserve">  </w:t>
+            </w:r>
+            <w:r>
+              <w:rPr>
+                <w:rFonts w:ascii="Avenir Next" w:hAnsi="Avenir Next" w:cs="Avenir Next" w:eastAsia="Avenir Next"/>
+                <w:color w:val="1A1A1A"/>
+                <w:sz w:val="21"/>
+                <w:szCs w:val="21"/>
+                <w:u w:val="single"/>
+              </w:rPr>
+              <w:t xml:space="preserve">                </w:t>
+            </w:r>
+            <w:r>
+              <w:rPr>
+                <w:rFonts w:ascii="Avenir Next" w:hAnsi="Avenir Next" w:cs="Avenir Next" w:eastAsia="Avenir Next"/>
+                <w:color w:val="1A1A1A"/>
+                <w:sz w:val="21"/>
+                <w:szCs w:val="21"/>
+              </w:rPr>
+              <w:t xml:space="preserve"> %</w:t>
+            </w:r>
+          </w:p>
+          <w:p>
+            <w:pPr>
+              <w:keepNext/>
+              <w:tabs>
+                <w:tab w:val="left" w:pos="772"/>
+              </w:tabs>
+              <w:spacing w:before="0" w:after="60" w:line="276" w:lineRule="auto"/>
+              <w:ind w:left="772" w:hanging="340"/>
+            </w:pPr>
+            <w:r>
+              <w:rPr>
+                <w:rFonts w:ascii="Avenir Next" w:hAnsi="Avenir Next" w:cs="Avenir Next" w:eastAsia="Avenir Next"/>
+                <w:b/>
+                <w:color w:val="003A70"/>
+                <w:sz w:val="21"/>
+                <w:szCs w:val="21"/>
+              </w:rPr>
+              <w:t xml:space="preserve">c.</w:t>
+            </w:r>
+            <w:r>
+              <w:rPr>
+                <w:rFonts w:ascii="Avenir Next" w:hAnsi="Avenir Next" w:cs="Avenir Next" w:eastAsia="Avenir Next"/>
+                <w:color w:val="1A1A1A"/>
+                <w:sz w:val="21"/>
+                <w:szCs w:val="21"/>
+              </w:rPr>
+              <w:tab/>
+            </w:r>
+            <w:r>
+              <w:rPr>
+                <w:rFonts w:ascii="Avenir Next" w:hAnsi="Avenir Next" w:cs="Avenir Next" w:eastAsia="Avenir Next"/>
+                <w:color w:val="1A1A1A"/>
+                <w:sz w:val="21"/>
+                <w:szCs w:val="21"/>
+              </w:rPr>
+              <w:t xml:space="preserve">Better record:</w:t>
+            </w:r>
+            <w:r>
+              <w:rPr>
+                <w:rFonts w:ascii="Avenir Next" w:hAnsi="Avenir Next" w:cs="Avenir Next" w:eastAsia="Avenir Next"/>
+                <w:color w:val="1A1A1A"/>
+                <w:sz w:val="21"/>
+                <w:szCs w:val="21"/>
+              </w:rPr>
+              <w:t xml:space="preserve">  </w:t>
+            </w:r>
+            <w:r>
+              <w:rPr>
+                <w:rFonts w:ascii="Avenir Next" w:hAnsi="Avenir Next" w:cs="Avenir Next" w:eastAsia="Avenir Next"/>
+                <w:color w:val="1A1A1A"/>
+                <w:sz w:val="21"/>
+                <w:szCs w:val="21"/>
+                <w:u w:val="single"/>
+              </w:rPr>
+              <w:t xml:space="preserve">                      </w:t>
             </w:r>
           </w:p>
           <w:p>
@@ -2170,7 +2359,7 @@
             <w:tr>
               <w:trPr>
                 <w:cantSplit/>
-                <w:trHeight w:val="508" w:hRule="atLeast"/>
+                <w:trHeight w:val="620" w:hRule="atLeast"/>
               </w:trPr>
               <w:tc>
                 <w:tcPr>
@@ -2190,742 +2379,6 @@
                       <w:szCs w:val="14"/>
                     </w:rPr>
                     <w:t xml:space="preserve">Show your work.</w:t>
-                  </w:r>
-                </w:p>
-              </w:tc>
-            </w:tr>
-          </w:tbl>
-          <w:p>
-            <w:pPr>
-              <w:tabs>
-                <w:tab w:val="right" w:leader="underscore" w:pos="9504"/>
-              </w:tabs>
-              <w:spacing w:before="90" w:after="40" w:line="264" w:lineRule="auto"/>
-              <w:ind w:left="432"/>
-            </w:pPr>
-            <w:r>
-              <w:rPr>
-                <w:rFonts w:ascii="Avenir Next" w:hAnsi="Avenir Next" w:cs="Avenir Next" w:eastAsia="Avenir Next"/>
-                <w:b/>
-                <w:color w:val="1A1A1A"/>
-                <w:sz w:val="18"/>
-                <w:szCs w:val="18"/>
-              </w:rPr>
-              <w:t xml:space="preserve">Better record</w:t>
-            </w:r>
-            <w:r>
-              <w:rPr>
-                <w:rFonts w:ascii="Avenir Next" w:hAnsi="Avenir Next" w:cs="Avenir Next" w:eastAsia="Avenir Next"/>
-                <w:color w:val="1A1A1A"/>
-                <w:sz w:val="18"/>
-                <w:szCs w:val="18"/>
-              </w:rPr>
-              <w:tab/>
-            </w:r>
-          </w:p>
-        </w:tc>
-      </w:tr>
-    </w:tbl>
-    <w:p>
-      <w:pPr>
-        <w:spacing w:before="0" w:after="0" w:line="20" w:lineRule="exact"/>
-      </w:pPr>
-    </w:p>
-    <w:p>
-      <w:pPr>
-        <w:spacing w:before="0" w:after="0" w:line="20" w:lineRule="exact"/>
-      </w:pPr>
-    </w:p>
-    <w:tbl>
-      <w:tblPr>
-        <w:tblW w:w="9504" w:type="dxa"/>
-        <w:jc w:val="left"/>
-        <w:tblBorders>
-          <w:top w:val="nil"/>
-          <w:left w:val="nil"/>
-          <w:bottom w:val="nil"/>
-          <w:right w:val="nil"/>
-          <w:insideH w:val="nil"/>
-          <w:insideV w:val="nil"/>
-        </w:tblBorders>
-        <w:tblLayout w:type="fixed"/>
-        <w:tblCellMar>
-          <w:top w:w="0" w:type="dxa"/>
-          <w:left w:w="0" w:type="dxa"/>
-          <w:bottom w:w="0" w:type="dxa"/>
-          <w:right w:w="0" w:type="dxa"/>
-        </w:tblCellMar>
-        <w:tblLook w:val="0000" w:firstRow="0" w:lastRow="0" w:firstColumn="0" w:lastColumn="0" w:noHBand="1" w:noVBand="1"/>
-      </w:tblPr>
-      <w:tblGrid>
-        <w:gridCol w:w="9504"/>
-      </w:tblGrid>
-      <w:tr>
-        <w:trPr>
-          <w:cantSplit/>
-        </w:trPr>
-        <w:tc>
-          <w:tcPr>
-            <w:tcW w:w="9504" w:type="dxa"/>
-            <w:vAlign w:val="top"/>
-          </w:tcPr>
-          <w:p>
-            <w:pPr>
-              <w:keepNext/>
-              <w:tabs>
-                <w:tab w:val="left" w:pos="432"/>
-              </w:tabs>
-              <w:spacing w:before="90" w:after="40" w:line="268" w:lineRule="auto"/>
-              <w:ind w:left="432" w:hanging="432"/>
-            </w:pPr>
-            <w:r>
-              <w:rPr>
-                <w:rFonts w:ascii="Avenir Next" w:hAnsi="Avenir Next" w:cs="Avenir Next" w:eastAsia="Avenir Next"/>
-                <w:b/>
-                <w:color w:val="1A1A1A"/>
-                <w:sz w:val="20"/>
-                <w:szCs w:val="20"/>
-              </w:rPr>
-              <w:t xml:space="preserve">3.</w:t>
-            </w:r>
-            <w:r>
-              <w:rPr>
-                <w:rFonts w:ascii="Avenir Next" w:hAnsi="Avenir Next" w:cs="Avenir Next" w:eastAsia="Avenir Next"/>
-                <w:color w:val="1A1A1A"/>
-                <w:sz w:val="20"/>
-                <w:szCs w:val="20"/>
-              </w:rPr>
-              <w:tab/>
-            </w:r>
-            <w:r>
-              <w:rPr>
-                <w:rFonts w:ascii="Avenir Next" w:hAnsi="Avenir Next" w:cs="Avenir Next" w:eastAsia="Avenir Next"/>
-                <w:color w:val="1A1A1A"/>
-                <w:sz w:val="20"/>
-                <w:szCs w:val="20"/>
-              </w:rPr>
-              <w:t xml:space="preserve">Which record has the greatest percent?</w:t>
-            </w:r>
-          </w:p>
-          <w:tbl>
-            <w:tblPr>
-              <w:tblInd w:w="432" w:type="dxa"/>
-              <w:tblW w:w="9072" w:type="dxa"/>
-              <w:jc w:val="left"/>
-              <w:tblBorders>
-                <w:top w:val="nil"/>
-                <w:left w:val="nil"/>
-                <w:bottom w:val="nil"/>
-                <w:right w:val="nil"/>
-                <w:insideH w:val="nil"/>
-                <w:insideV w:val="nil"/>
-              </w:tblBorders>
-              <w:tblLayout w:type="fixed"/>
-              <w:tblCellMar>
-                <w:top w:w="30" w:type="dxa"/>
-                <w:left w:w="0" w:type="dxa"/>
-                <w:bottom w:w="30" w:type="dxa"/>
-                <w:right w:w="80" w:type="dxa"/>
-              </w:tblCellMar>
-              <w:tblLook w:val="0000" w:firstRow="0" w:lastRow="0" w:firstColumn="0" w:lastColumn="0" w:noHBand="1" w:noVBand="1"/>
-            </w:tblPr>
-            <w:tblGrid>
-              <w:gridCol w:w="2268"/>
-              <w:gridCol w:w="2268"/>
-              <w:gridCol w:w="2268"/>
-              <w:gridCol w:w="2268"/>
-            </w:tblGrid>
-            <w:tr>
-              <w:trPr>
-                <w:cantSplit/>
-              </w:trPr>
-              <w:tc>
-                <w:tcPr>
-                  <w:tcW w:w="2268" w:type="dxa"/>
-                  <w:vAlign w:val="top"/>
-                </w:tcPr>
-                <w:p>
-                  <w:pPr>
-                    <w:tabs>
-                      <w:tab w:val="left" w:pos="340"/>
-                    </w:tabs>
-                    <w:spacing w:before="0" w:after="0" w:line="264" w:lineRule="auto"/>
-                    <w:ind w:left="340" w:hanging="340"/>
-                  </w:pPr>
-                  <w:r>
-                    <w:rPr>
-                      <w:rFonts w:ascii="Avenir Next" w:hAnsi="Avenir Next" w:cs="Avenir Next" w:eastAsia="Avenir Next"/>
-                      <w:b/>
-                      <w:color w:val="003A70"/>
-                      <w:sz w:val="19"/>
-                      <w:szCs w:val="19"/>
-                    </w:rPr>
-                    <w:t xml:space="preserve">A</w:t>
-                  </w:r>
-                  <w:r>
-                    <w:rPr>
-                      <w:rFonts w:ascii="Avenir Next" w:hAnsi="Avenir Next" w:cs="Avenir Next" w:eastAsia="Avenir Next"/>
-                      <w:color w:val="1A1A1A"/>
-                      <w:sz w:val="19"/>
-                      <w:szCs w:val="19"/>
-                    </w:rPr>
-                    <w:tab/>
-                  </w:r>
-                  <w:r>
-                    <w:rPr>
-                      <w:rFonts w:ascii="Avenir Next" w:hAnsi="Avenir Next" w:cs="Avenir Next" w:eastAsia="Avenir Next"/>
-                      <w:color w:val="1A1A1A"/>
-                      <w:sz w:val="19"/>
-                      <w:szCs w:val="19"/>
-                    </w:rPr>
-                    <w:t xml:space="preserve">7 out of 10</w:t>
-                  </w:r>
-                </w:p>
-              </w:tc>
-              <w:tc>
-                <w:tcPr>
-                  <w:tcW w:w="2268" w:type="dxa"/>
-                  <w:vAlign w:val="top"/>
-                </w:tcPr>
-                <w:p>
-                  <w:pPr>
-                    <w:tabs>
-                      <w:tab w:val="left" w:pos="340"/>
-                    </w:tabs>
-                    <w:spacing w:before="0" w:after="0" w:line="264" w:lineRule="auto"/>
-                    <w:ind w:left="340" w:hanging="340"/>
-                  </w:pPr>
-                  <w:r>
-                    <w:rPr>
-                      <w:rFonts w:ascii="Avenir Next" w:hAnsi="Avenir Next" w:cs="Avenir Next" w:eastAsia="Avenir Next"/>
-                      <w:b/>
-                      <w:color w:val="003A70"/>
-                      <w:sz w:val="19"/>
-                      <w:szCs w:val="19"/>
-                    </w:rPr>
-                    <w:t xml:space="preserve">B</w:t>
-                  </w:r>
-                  <w:r>
-                    <w:rPr>
-                      <w:rFonts w:ascii="Avenir Next" w:hAnsi="Avenir Next" w:cs="Avenir Next" w:eastAsia="Avenir Next"/>
-                      <w:color w:val="1A1A1A"/>
-                      <w:sz w:val="19"/>
-                      <w:szCs w:val="19"/>
-                    </w:rPr>
-                    <w:tab/>
-                  </w:r>
-                  <w:r>
-                    <w:rPr>
-                      <w:rFonts w:ascii="Avenir Next" w:hAnsi="Avenir Next" w:cs="Avenir Next" w:eastAsia="Avenir Next"/>
-                      <w:color w:val="1A1A1A"/>
-                      <w:sz w:val="19"/>
-                      <w:szCs w:val="19"/>
-                    </w:rPr>
-                    <w:t xml:space="preserve">15 out of 25</w:t>
-                  </w:r>
-                </w:p>
-              </w:tc>
-              <w:tc>
-                <w:tcPr>
-                  <w:tcW w:w="2268" w:type="dxa"/>
-                  <w:vAlign w:val="top"/>
-                </w:tcPr>
-                <w:p>
-                  <w:pPr>
-                    <w:tabs>
-                      <w:tab w:val="left" w:pos="340"/>
-                    </w:tabs>
-                    <w:spacing w:before="0" w:after="0" w:line="264" w:lineRule="auto"/>
-                    <w:ind w:left="340" w:hanging="340"/>
-                  </w:pPr>
-                  <w:r>
-                    <w:rPr>
-                      <w:rFonts w:ascii="Avenir Next" w:hAnsi="Avenir Next" w:cs="Avenir Next" w:eastAsia="Avenir Next"/>
-                      <w:b/>
-                      <w:color w:val="003A70"/>
-                      <w:sz w:val="19"/>
-                      <w:szCs w:val="19"/>
-                    </w:rPr>
-                    <w:t xml:space="preserve">C</w:t>
-                  </w:r>
-                  <w:r>
-                    <w:rPr>
-                      <w:rFonts w:ascii="Avenir Next" w:hAnsi="Avenir Next" w:cs="Avenir Next" w:eastAsia="Avenir Next"/>
-                      <w:color w:val="1A1A1A"/>
-                      <w:sz w:val="19"/>
-                      <w:szCs w:val="19"/>
-                    </w:rPr>
-                    <w:tab/>
-                  </w:r>
-                  <w:r>
-                    <w:rPr>
-                      <w:rFonts w:ascii="Avenir Next" w:hAnsi="Avenir Next" w:cs="Avenir Next" w:eastAsia="Avenir Next"/>
-                      <w:color w:val="1A1A1A"/>
-                      <w:sz w:val="19"/>
-                      <w:szCs w:val="19"/>
-                    </w:rPr>
-                    <w:t xml:space="preserve">33 out of 50</w:t>
-                  </w:r>
-                </w:p>
-              </w:tc>
-              <w:tc>
-                <w:tcPr>
-                  <w:tcW w:w="2268" w:type="dxa"/>
-                  <w:vAlign w:val="top"/>
-                </w:tcPr>
-                <w:p>
-                  <w:pPr>
-                    <w:tabs>
-                      <w:tab w:val="left" w:pos="340"/>
-                    </w:tabs>
-                    <w:spacing w:before="0" w:after="0" w:line="264" w:lineRule="auto"/>
-                    <w:ind w:left="340" w:hanging="340"/>
-                  </w:pPr>
-                  <w:r>
-                    <w:rPr>
-                      <w:rFonts w:ascii="Avenir Next" w:hAnsi="Avenir Next" w:cs="Avenir Next" w:eastAsia="Avenir Next"/>
-                      <w:b/>
-                      <w:color w:val="003A70"/>
-                      <w:sz w:val="19"/>
-                      <w:szCs w:val="19"/>
-                    </w:rPr>
-                    <w:t xml:space="preserve">D</w:t>
-                  </w:r>
-                  <w:r>
-                    <w:rPr>
-                      <w:rFonts w:ascii="Avenir Next" w:hAnsi="Avenir Next" w:cs="Avenir Next" w:eastAsia="Avenir Next"/>
-                      <w:color w:val="1A1A1A"/>
-                      <w:sz w:val="19"/>
-                      <w:szCs w:val="19"/>
-                    </w:rPr>
-                    <w:tab/>
-                  </w:r>
-                  <w:r>
-                    <w:rPr>
-                      <w:rFonts w:ascii="Avenir Next" w:hAnsi="Avenir Next" w:cs="Avenir Next" w:eastAsia="Avenir Next"/>
-                      <w:color w:val="1A1A1A"/>
-                      <w:sz w:val="19"/>
-                      <w:szCs w:val="19"/>
-                    </w:rPr>
-                    <w:t xml:space="preserve">13 out of 20</w:t>
-                  </w:r>
-                </w:p>
-              </w:tc>
-            </w:tr>
-          </w:tbl>
-          <w:p>
-            <w:pPr>
-              <w:spacing w:before="0" w:after="0" w:line="24" w:lineRule="auto"/>
-            </w:pPr>
-          </w:p>
-        </w:tc>
-      </w:tr>
-    </w:tbl>
-    <w:p>
-      <w:pPr>
-        <w:spacing w:before="0" w:after="0" w:line="20" w:lineRule="exact"/>
-      </w:pPr>
-    </w:p>
-    <w:p>
-      <w:pPr>
-        <w:spacing w:before="60" w:after="0" w:line="240" w:lineRule="auto"/>
-      </w:pPr>
-      <w:r>
-        <w:rPr>
-          <w:rFonts w:ascii="Avenir Next" w:hAnsi="Avenir Next" w:cs="Avenir Next" w:eastAsia="Avenir Next"/>
-          <w:b/>
-          <w:color w:val="003A70"/>
-          <w:spacing w:val="12"/>
-          <w:sz w:val="15"/>
-          <w:szCs w:val="15"/>
-        </w:rPr>
-        <w:t xml:space="preserve">HOW DID IT GO?</w:t>
-      </w:r>
-      <w:r>
-        <w:rPr>
-          <w:rFonts w:ascii="Arial" w:hAnsi="Arial" w:cs="Arial" w:eastAsia="Arial"/>
-          <w:color w:val="1A1A1A"/>
-          <w:sz w:val="22"/>
-          <w:szCs w:val="22"/>
-        </w:rPr>
-        <w:t xml:space="preserve">     □</w:t>
-      </w:r>
-      <w:r>
-        <w:rPr>
-          <w:rFonts w:ascii="Avenir Next" w:hAnsi="Avenir Next" w:cs="Avenir Next" w:eastAsia="Avenir Next"/>
-          <w:color w:val="1A1A1A"/>
-          <w:sz w:val="17"/>
-          <w:szCs w:val="17"/>
-        </w:rPr>
-        <w:t xml:space="preserve">  I got it</w:t>
-      </w:r>
-      <w:r>
-        <w:rPr>
-          <w:rFonts w:ascii="Arial" w:hAnsi="Arial" w:cs="Arial" w:eastAsia="Arial"/>
-          <w:color w:val="1A1A1A"/>
-          <w:sz w:val="22"/>
-          <w:szCs w:val="22"/>
-        </w:rPr>
-        <w:t xml:space="preserve">     □</w:t>
-      </w:r>
-      <w:r>
-        <w:rPr>
-          <w:rFonts w:ascii="Avenir Next" w:hAnsi="Avenir Next" w:cs="Avenir Next" w:eastAsia="Avenir Next"/>
-          <w:color w:val="1A1A1A"/>
-          <w:sz w:val="17"/>
-          <w:szCs w:val="17"/>
-        </w:rPr>
-        <w:t xml:space="preserve">  Almost</w:t>
-      </w:r>
-      <w:r>
-        <w:rPr>
-          <w:rFonts w:ascii="Arial" w:hAnsi="Arial" w:cs="Arial" w:eastAsia="Arial"/>
-          <w:color w:val="1A1A1A"/>
-          <w:sz w:val="22"/>
-          <w:szCs w:val="22"/>
-        </w:rPr>
-        <w:t xml:space="preserve">     □</w:t>
-      </w:r>
-      <w:r>
-        <w:rPr>
-          <w:rFonts w:ascii="Avenir Next" w:hAnsi="Avenir Next" w:cs="Avenir Next" w:eastAsia="Avenir Next"/>
-          <w:color w:val="1A1A1A"/>
-          <w:sz w:val="17"/>
-          <w:szCs w:val="17"/>
-        </w:rPr>
-        <w:t xml:space="preserve">  I need help</w:t>
-      </w:r>
-    </w:p>
-    <w:p>
-      <w:pPr>
-        <w:pBdr>
-          <w:top w:val="dashed" w:sz="6" w:space="4" w:color="8A9099"/>
-        </w:pBdr>
-        <w:spacing w:before="160" w:after="160" w:line="264" w:lineRule="auto"/>
-        <w:jc w:val="center"/>
-      </w:pPr>
-      <w:r>
-        <w:rPr>
-          <w:rFonts w:ascii="Avenir Next" w:hAnsi="Avenir Next" w:cs="Avenir Next" w:eastAsia="Avenir Next"/>
-          <w:i/>
-          <w:color w:val="8A9099"/>
-          <w:sz w:val="14"/>
-          <w:szCs w:val="14"/>
-        </w:rPr>
-        <w:t xml:space="preserve">cut here</w:t>
-      </w:r>
-    </w:p>
-    <w:p>
-      <w:pPr>
-        <w:tabs>
-          <w:tab w:val="left" w:pos="5200"/>
-          <w:tab w:val="right" w:leader="underscore" w:pos="9504"/>
-        </w:tabs>
-        <w:spacing w:before="0" w:after="30" w:line="264" w:lineRule="auto"/>
-      </w:pPr>
-      <w:r>
-        <w:rPr>
-          <w:rFonts w:ascii="Avenir Next" w:hAnsi="Avenir Next" w:cs="Avenir Next" w:eastAsia="Avenir Next"/>
-          <w:b/>
-          <w:color w:val="003A70"/>
-          <w:spacing w:val="12"/>
-          <w:sz w:val="16"/>
-          <w:szCs w:val="16"/>
-        </w:rPr>
-        <w:t xml:space="preserve">EXIT TICKET  ·  LESSON 4-4  ·  SESSION 2</w:t>
-      </w:r>
-      <w:r>
-        <w:rPr>
-          <w:rFonts w:ascii="Avenir Next" w:hAnsi="Avenir Next" w:cs="Avenir Next" w:eastAsia="Avenir Next"/>
-          <w:color w:val="1A1A1A"/>
-          <w:sz w:val="18"/>
-          <w:szCs w:val="18"/>
-        </w:rPr>
-        <w:tab/>
-      </w:r>
-      <w:r>
-        <w:rPr>
-          <w:rFonts w:ascii="Avenir Next" w:hAnsi="Avenir Next" w:cs="Avenir Next" w:eastAsia="Avenir Next"/>
-          <w:color w:val="1A1A1A"/>
-          <w:sz w:val="18"/>
-          <w:szCs w:val="18"/>
-        </w:rPr>
-        <w:t xml:space="preserve">Name</w:t>
-      </w:r>
-      <w:r>
-        <w:rPr>
-          <w:rFonts w:ascii="Avenir Next" w:hAnsi="Avenir Next" w:cs="Avenir Next" w:eastAsia="Avenir Next"/>
-          <w:color w:val="1A1A1A"/>
-          <w:sz w:val="18"/>
-          <w:szCs w:val="18"/>
-        </w:rPr>
-        <w:tab/>
-      </w:r>
-    </w:p>
-    <w:p>
-      <w:pPr>
-        <w:pBdr>
-          <w:bottom w:val="single" w:sz="4" w:space="4" w:color="C9CDD2"/>
-        </w:pBdr>
-        <w:spacing w:before="0" w:after="40" w:line="240" w:lineRule="auto"/>
-      </w:pPr>
-      <w:r>
-        <w:rPr>
-          <w:rFonts w:ascii="Avenir Next" w:hAnsi="Avenir Next" w:cs="Avenir Next" w:eastAsia="Avenir Next"/>
-          <w:b/>
-          <w:color w:val="1A1A1A"/>
-          <w:sz w:val="26"/>
-          <w:szCs w:val="26"/>
-        </w:rPr>
-        <w:t xml:space="preserve">Compare Percents</w:t>
-      </w:r>
-    </w:p>
-    <w:p>
-      <w:pPr>
-        <w:spacing w:before="0" w:after="0" w:line="20" w:lineRule="exact"/>
-      </w:pPr>
-    </w:p>
-    <w:tbl>
-      <w:tblPr>
-        <w:tblW w:w="9504" w:type="dxa"/>
-        <w:jc w:val="left"/>
-        <w:tblBorders>
-          <w:top w:val="nil"/>
-          <w:left w:val="nil"/>
-          <w:bottom w:val="nil"/>
-          <w:right w:val="nil"/>
-          <w:insideH w:val="nil"/>
-          <w:insideV w:val="nil"/>
-        </w:tblBorders>
-        <w:tblLayout w:type="fixed"/>
-        <w:tblCellMar>
-          <w:top w:w="0" w:type="dxa"/>
-          <w:left w:w="0" w:type="dxa"/>
-          <w:bottom w:w="0" w:type="dxa"/>
-          <w:right w:w="0" w:type="dxa"/>
-        </w:tblCellMar>
-        <w:tblLook w:val="0000" w:firstRow="0" w:lastRow="0" w:firstColumn="0" w:lastColumn="0" w:noHBand="1" w:noVBand="1"/>
-      </w:tblPr>
-      <w:tblGrid>
-        <w:gridCol w:w="9504"/>
-      </w:tblGrid>
-      <w:tr>
-        <w:trPr>
-          <w:cantSplit/>
-        </w:trPr>
-        <w:tc>
-          <w:tcPr>
-            <w:tcW w:w="9504" w:type="dxa"/>
-            <w:vAlign w:val="top"/>
-          </w:tcPr>
-          <w:p>
-            <w:pPr>
-              <w:keepNext/>
-              <w:tabs>
-                <w:tab w:val="left" w:pos="432"/>
-              </w:tabs>
-              <w:spacing w:before="90" w:after="40" w:line="268" w:lineRule="auto"/>
-              <w:ind w:left="432" w:hanging="432"/>
-            </w:pPr>
-            <w:r>
-              <w:rPr>
-                <w:rFonts w:ascii="Avenir Next" w:hAnsi="Avenir Next" w:cs="Avenir Next" w:eastAsia="Avenir Next"/>
-                <w:b/>
-                <w:color w:val="1A1A1A"/>
-                <w:sz w:val="20"/>
-                <w:szCs w:val="20"/>
-              </w:rPr>
-              <w:t xml:space="preserve">1.</w:t>
-            </w:r>
-            <w:r>
-              <w:rPr>
-                <w:rFonts w:ascii="Avenir Next" w:hAnsi="Avenir Next" w:cs="Avenir Next" w:eastAsia="Avenir Next"/>
-                <w:color w:val="1A1A1A"/>
-                <w:sz w:val="20"/>
-                <w:szCs w:val="20"/>
-              </w:rPr>
-              <w:tab/>
-            </w:r>
-            <w:r>
-              <w:rPr>
-                <w:rFonts w:ascii="Avenir Next" w:hAnsi="Avenir Next" w:cs="Avenir Next" w:eastAsia="Avenir Next"/>
-                <w:color w:val="1A1A1A"/>
-                <w:sz w:val="20"/>
-                <w:szCs w:val="20"/>
-              </w:rPr>
-              <w:t xml:space="preserve">Write each record as a percent.</w:t>
-            </w:r>
-          </w:p>
-          <w:tbl>
-            <w:tblPr>
-              <w:tblInd w:w="432" w:type="dxa"/>
-              <w:tblW w:w="9072" w:type="dxa"/>
-              <w:jc w:val="left"/>
-              <w:tblBorders>
-                <w:top w:val="nil"/>
-                <w:left w:val="nil"/>
-                <w:bottom w:val="nil"/>
-                <w:right w:val="nil"/>
-                <w:insideH w:val="nil"/>
-                <w:insideV w:val="nil"/>
-              </w:tblBorders>
-              <w:tblLayout w:type="fixed"/>
-              <w:tblCellMar>
-                <w:top w:w="40" w:type="dxa"/>
-                <w:left w:w="0" w:type="dxa"/>
-                <w:bottom w:w="40" w:type="dxa"/>
-                <w:right w:w="80" w:type="dxa"/>
-              </w:tblCellMar>
-              <w:tblLook w:val="0000" w:firstRow="0" w:lastRow="0" w:firstColumn="0" w:lastColumn="0" w:noHBand="1" w:noVBand="1"/>
-            </w:tblPr>
-            <w:tblGrid>
-              <w:gridCol w:w="4536"/>
-              <w:gridCol w:w="4536"/>
-            </w:tblGrid>
-            <w:tr>
-              <w:trPr>
-                <w:cantSplit/>
-                <w:trHeight w:val="448" w:hRule="atLeast"/>
-              </w:trPr>
-              <w:tc>
-                <w:tcPr>
-                  <w:tcW w:w="4536" w:type="dxa"/>
-                  <w:vAlign w:val="top"/>
-                </w:tcPr>
-                <w:p>
-                  <w:pPr>
-                    <w:tabs>
-                      <w:tab w:val="left" w:pos="340"/>
-                    </w:tabs>
-                    <w:spacing w:before="0" w:after="0" w:line="276" w:lineRule="auto"/>
-                    <w:ind w:left="340" w:hanging="340"/>
-                  </w:pPr>
-                  <w:r>
-                    <w:rPr>
-                      <w:rFonts w:ascii="Avenir Next" w:hAnsi="Avenir Next" w:cs="Avenir Next" w:eastAsia="Avenir Next"/>
-                      <w:b/>
-                      <w:color w:val="003A70"/>
-                      <w:sz w:val="20"/>
-                      <w:szCs w:val="20"/>
-                    </w:rPr>
-                    <w:t xml:space="preserve">a.</w:t>
-                  </w:r>
-                  <w:r>
-                    <w:rPr>
-                      <w:rFonts w:ascii="Avenir Next" w:hAnsi="Avenir Next" w:cs="Avenir Next" w:eastAsia="Avenir Next"/>
-                      <w:color w:val="1A1A1A"/>
-                      <w:sz w:val="20"/>
-                      <w:szCs w:val="20"/>
-                    </w:rPr>
-                    <w:tab/>
-                  </w:r>
-                  <w:r>
-                    <w:rPr>
-                      <w:rFonts w:ascii="Avenir Next" w:hAnsi="Avenir Next" w:cs="Avenir Next" w:eastAsia="Avenir Next"/>
-                      <w:color w:val="1A1A1A"/>
-                      <w:sz w:val="20"/>
-                      <w:szCs w:val="20"/>
-                    </w:rPr>
-                    <w:t xml:space="preserve">27 out of 30 =</w:t>
-                  </w:r>
-                  <w:r>
-                    <w:rPr>
-                      <w:rFonts w:ascii="Avenir Next" w:hAnsi="Avenir Next" w:cs="Avenir Next" w:eastAsia="Avenir Next"/>
-                      <w:color w:val="1A1A1A"/>
-                      <w:sz w:val="20"/>
-                      <w:szCs w:val="20"/>
-                    </w:rPr>
-                    <w:t xml:space="preserve">  </w:t>
-                  </w:r>
-                  <w:r>
-                    <w:rPr>
-                      <w:rFonts w:ascii="Avenir Next" w:hAnsi="Avenir Next" w:cs="Avenir Next" w:eastAsia="Avenir Next"/>
-                      <w:color w:val="1A1A1A"/>
-                      <w:sz w:val="20"/>
-                      <w:szCs w:val="20"/>
-                      <w:u w:val="single"/>
-                    </w:rPr>
-                    <w:t xml:space="preserve">              </w:t>
-                  </w:r>
-                  <w:r>
-                    <w:rPr>
-                      <w:rFonts w:ascii="Avenir Next" w:hAnsi="Avenir Next" w:cs="Avenir Next" w:eastAsia="Avenir Next"/>
-                      <w:color w:val="1A1A1A"/>
-                      <w:sz w:val="20"/>
-                      <w:szCs w:val="20"/>
-                    </w:rPr>
-                    <w:t xml:space="preserve"> %</w:t>
-                  </w:r>
-                </w:p>
-              </w:tc>
-              <w:tc>
-                <w:tcPr>
-                  <w:tcW w:w="4536" w:type="dxa"/>
-                  <w:vAlign w:val="top"/>
-                </w:tcPr>
-                <w:p>
-                  <w:pPr>
-                    <w:tabs>
-                      <w:tab w:val="left" w:pos="340"/>
-                    </w:tabs>
-                    <w:spacing w:before="0" w:after="0" w:line="276" w:lineRule="auto"/>
-                    <w:ind w:left="340" w:hanging="340"/>
-                  </w:pPr>
-                  <w:r>
-                    <w:rPr>
-                      <w:rFonts w:ascii="Avenir Next" w:hAnsi="Avenir Next" w:cs="Avenir Next" w:eastAsia="Avenir Next"/>
-                      <w:b/>
-                      <w:color w:val="003A70"/>
-                      <w:sz w:val="20"/>
-                      <w:szCs w:val="20"/>
-                    </w:rPr>
-                    <w:t xml:space="preserve">b.</w:t>
-                  </w:r>
-                  <w:r>
-                    <w:rPr>
-                      <w:rFonts w:ascii="Avenir Next" w:hAnsi="Avenir Next" w:cs="Avenir Next" w:eastAsia="Avenir Next"/>
-                      <w:color w:val="1A1A1A"/>
-                      <w:sz w:val="20"/>
-                      <w:szCs w:val="20"/>
-                    </w:rPr>
-                    <w:tab/>
-                  </w:r>
-                  <w:r>
-                    <w:rPr>
-                      <w:rFonts w:ascii="Avenir Next" w:hAnsi="Avenir Next" w:cs="Avenir Next" w:eastAsia="Avenir Next"/>
-                      <w:color w:val="1A1A1A"/>
-                      <w:sz w:val="20"/>
-                      <w:szCs w:val="20"/>
-                    </w:rPr>
-                    <w:t xml:space="preserve">13 out of 20 =</w:t>
-                  </w:r>
-                  <w:r>
-                    <w:rPr>
-                      <w:rFonts w:ascii="Avenir Next" w:hAnsi="Avenir Next" w:cs="Avenir Next" w:eastAsia="Avenir Next"/>
-                      <w:color w:val="1A1A1A"/>
-                      <w:sz w:val="20"/>
-                      <w:szCs w:val="20"/>
-                    </w:rPr>
-                    <w:t xml:space="preserve">  </w:t>
-                  </w:r>
-                  <w:r>
-                    <w:rPr>
-                      <w:rFonts w:ascii="Avenir Next" w:hAnsi="Avenir Next" w:cs="Avenir Next" w:eastAsia="Avenir Next"/>
-                      <w:color w:val="1A1A1A"/>
-                      <w:sz w:val="20"/>
-                      <w:szCs w:val="20"/>
-                      <w:u w:val="single"/>
-                    </w:rPr>
-                    <w:t xml:space="preserve">              </w:t>
-                  </w:r>
-                  <w:r>
-                    <w:rPr>
-                      <w:rFonts w:ascii="Avenir Next" w:hAnsi="Avenir Next" w:cs="Avenir Next" w:eastAsia="Avenir Next"/>
-                      <w:color w:val="1A1A1A"/>
-                      <w:sz w:val="20"/>
-                      <w:szCs w:val="20"/>
-                    </w:rPr>
-                    <w:t xml:space="preserve"> %</w:t>
                   </w:r>
                 </w:p>
               </w:tc>
@@ -2996,17 +2449,17 @@
                 <w:rFonts w:ascii="Avenir Next" w:hAnsi="Avenir Next" w:cs="Avenir Next" w:eastAsia="Avenir Next"/>
                 <w:b/>
                 <w:color w:val="1A1A1A"/>
-                <w:sz w:val="20"/>
-                <w:szCs w:val="20"/>
-              </w:rPr>
-              <w:t xml:space="preserve">2.</w:t>
-            </w:r>
-            <w:r>
-              <w:rPr>
-                <w:rFonts w:ascii="Avenir Next" w:hAnsi="Avenir Next" w:cs="Avenir Next" w:eastAsia="Avenir Next"/>
-                <w:color w:val="1A1A1A"/>
-                <w:sz w:val="20"/>
-                <w:szCs w:val="20"/>
+                <w:sz w:val="21"/>
+                <w:szCs w:val="21"/>
+              </w:rPr>
+              <w:t xml:space="preserve">3.</w:t>
+            </w:r>
+            <w:r>
+              <w:rPr>
+                <w:rFonts w:ascii="Avenir Next" w:hAnsi="Avenir Next" w:cs="Avenir Next" w:eastAsia="Avenir Next"/>
+                <w:color w:val="1A1A1A"/>
+                <w:sz w:val="21"/>
+                <w:szCs w:val="21"/>
               </w:rPr>
               <w:tab/>
             </w:r>
@@ -3014,16 +2467,11 @@
               <w:rPr>
                 <w:rFonts w:ascii="Avenir Next" w:hAnsi="Avenir Next" w:cs="Avenir Next" w:eastAsia="Avenir Next"/>
                 <w:color w:val="1A1A1A"/>
-                <w:sz w:val="20"/>
-                <w:szCs w:val="20"/>
-              </w:rPr>
-              <w:t xml:space="preserve">Team A won 15 of 20 games. Team B won 21 of 30 games. Which team has the better record?</w:t>
-            </w:r>
-          </w:p>
-          <w:p>
-            <w:pPr>
-              <w:spacing w:before="0" w:after="0" w:line="60" w:lineRule="auto"/>
-            </w:pPr>
+                <w:sz w:val="21"/>
+                <w:szCs w:val="21"/>
+              </w:rPr>
+              <w:t xml:space="preserve">Which record has the greatest percent?</w:t>
+            </w:r>
           </w:p>
           <w:tbl>
             <w:tblPr>
@@ -3031,48 +2479,201 @@
               <w:tblW w:w="9072" w:type="dxa"/>
               <w:jc w:val="left"/>
               <w:tblBorders>
-                <w:top w:val="single" w:sz="4" w:space="0" w:color="8A9099"/>
-                <w:left w:val="single" w:sz="4" w:space="0" w:color="8A9099"/>
-                <w:bottom w:val="single" w:sz="4" w:space="0" w:color="8A9099"/>
-                <w:right w:val="single" w:sz="4" w:space="0" w:color="8A9099"/>
+                <w:top w:val="nil"/>
+                <w:left w:val="nil"/>
+                <w:bottom w:val="nil"/>
+                <w:right w:val="nil"/>
                 <w:insideH w:val="nil"/>
                 <w:insideV w:val="nil"/>
               </w:tblBorders>
               <w:tblLayout w:type="fixed"/>
               <w:tblCellMar>
-                <w:top w:w="50" w:type="dxa"/>
-                <w:left w:w="100" w:type="dxa"/>
-                <w:bottom w:w="50" w:type="dxa"/>
-                <w:right w:w="100" w:type="dxa"/>
+                <w:top w:w="30" w:type="dxa"/>
+                <w:left w:w="0" w:type="dxa"/>
+                <w:bottom w:w="30" w:type="dxa"/>
+                <w:right w:w="80" w:type="dxa"/>
               </w:tblCellMar>
               <w:tblLook w:val="0000" w:firstRow="0" w:lastRow="0" w:firstColumn="0" w:lastColumn="0" w:noHBand="1" w:noVBand="1"/>
             </w:tblPr>
             <w:tblGrid>
-              <w:gridCol w:w="9072"/>
+              <w:gridCol w:w="2268"/>
+              <w:gridCol w:w="2268"/>
+              <w:gridCol w:w="2268"/>
+              <w:gridCol w:w="2268"/>
             </w:tblGrid>
             <w:tr>
               <w:trPr>
                 <w:cantSplit/>
-                <w:trHeight w:val="508" w:hRule="atLeast"/>
               </w:trPr>
               <w:tc>
                 <w:tcPr>
-                  <w:tcW w:w="9072" w:type="dxa"/>
+                  <w:tcW w:w="2268" w:type="dxa"/>
                   <w:vAlign w:val="top"/>
                 </w:tcPr>
                 <w:p>
                   <w:pPr>
-                    <w:spacing w:before="0" w:after="0" w:line="240" w:lineRule="auto"/>
+                    <w:tabs>
+                      <w:tab w:val="left" w:pos="340"/>
+                    </w:tabs>
+                    <w:spacing w:before="0" w:after="0" w:line="264" w:lineRule="auto"/>
+                    <w:ind w:left="340" w:hanging="340"/>
                   </w:pPr>
                   <w:r>
                     <w:rPr>
                       <w:rFonts w:ascii="Avenir Next" w:hAnsi="Avenir Next" w:cs="Avenir Next" w:eastAsia="Avenir Next"/>
-                      <w:i/>
-                      <w:color w:val="8A9099"/>
-                      <w:sz w:val="14"/>
-                      <w:szCs w:val="14"/>
-                    </w:rPr>
-                    <w:t xml:space="preserve">Show your work.</w:t>
+                      <w:b/>
+                      <w:color w:val="003A70"/>
+                      <w:sz w:val="20"/>
+                      <w:szCs w:val="20"/>
+                    </w:rPr>
+                    <w:t xml:space="preserve">A</w:t>
+                  </w:r>
+                  <w:r>
+                    <w:rPr>
+                      <w:rFonts w:ascii="Avenir Next" w:hAnsi="Avenir Next" w:cs="Avenir Next" w:eastAsia="Avenir Next"/>
+                      <w:color w:val="1A1A1A"/>
+                      <w:sz w:val="20"/>
+                      <w:szCs w:val="20"/>
+                    </w:rPr>
+                    <w:tab/>
+                  </w:r>
+                  <w:r>
+                    <w:rPr>
+                      <w:rFonts w:ascii="Avenir Next" w:hAnsi="Avenir Next" w:cs="Avenir Next" w:eastAsia="Avenir Next"/>
+                      <w:color w:val="1A1A1A"/>
+                      <w:sz w:val="20"/>
+                      <w:szCs w:val="20"/>
+                    </w:rPr>
+                    <w:t xml:space="preserve">17 out of 20</w:t>
+                  </w:r>
+                </w:p>
+              </w:tc>
+              <w:tc>
+                <w:tcPr>
+                  <w:tcW w:w="2268" w:type="dxa"/>
+                  <w:vAlign w:val="top"/>
+                </w:tcPr>
+                <w:p>
+                  <w:pPr>
+                    <w:tabs>
+                      <w:tab w:val="left" w:pos="340"/>
+                    </w:tabs>
+                    <w:spacing w:before="0" w:after="0" w:line="264" w:lineRule="auto"/>
+                    <w:ind w:left="340" w:hanging="340"/>
+                  </w:pPr>
+                  <w:r>
+                    <w:rPr>
+                      <w:rFonts w:ascii="Avenir Next" w:hAnsi="Avenir Next" w:cs="Avenir Next" w:eastAsia="Avenir Next"/>
+                      <w:b/>
+                      <w:color w:val="003A70"/>
+                      <w:sz w:val="20"/>
+                      <w:szCs w:val="20"/>
+                    </w:rPr>
+                    <w:t xml:space="preserve">B</w:t>
+                  </w:r>
+                  <w:r>
+                    <w:rPr>
+                      <w:rFonts w:ascii="Avenir Next" w:hAnsi="Avenir Next" w:cs="Avenir Next" w:eastAsia="Avenir Next"/>
+                      <w:color w:val="1A1A1A"/>
+                      <w:sz w:val="20"/>
+                      <w:szCs w:val="20"/>
+                    </w:rPr>
+                    <w:tab/>
+                  </w:r>
+                  <w:r>
+                    <w:rPr>
+                      <w:rFonts w:ascii="Avenir Next" w:hAnsi="Avenir Next" w:cs="Avenir Next" w:eastAsia="Avenir Next"/>
+                      <w:color w:val="1A1A1A"/>
+                      <w:sz w:val="20"/>
+                      <w:szCs w:val="20"/>
+                    </w:rPr>
+                    <w:t xml:space="preserve">22 out of 25</w:t>
+                  </w:r>
+                </w:p>
+              </w:tc>
+              <w:tc>
+                <w:tcPr>
+                  <w:tcW w:w="2268" w:type="dxa"/>
+                  <w:vAlign w:val="top"/>
+                </w:tcPr>
+                <w:p>
+                  <w:pPr>
+                    <w:tabs>
+                      <w:tab w:val="left" w:pos="340"/>
+                    </w:tabs>
+                    <w:spacing w:before="0" w:after="0" w:line="264" w:lineRule="auto"/>
+                    <w:ind w:left="340" w:hanging="340"/>
+                  </w:pPr>
+                  <w:r>
+                    <w:rPr>
+                      <w:rFonts w:ascii="Avenir Next" w:hAnsi="Avenir Next" w:cs="Avenir Next" w:eastAsia="Avenir Next"/>
+                      <w:b/>
+                      <w:color w:val="003A70"/>
+                      <w:sz w:val="20"/>
+                      <w:szCs w:val="20"/>
+                    </w:rPr>
+                    <w:t xml:space="preserve">C</w:t>
+                  </w:r>
+                  <w:r>
+                    <w:rPr>
+                      <w:rFonts w:ascii="Avenir Next" w:hAnsi="Avenir Next" w:cs="Avenir Next" w:eastAsia="Avenir Next"/>
+                      <w:color w:val="1A1A1A"/>
+                      <w:sz w:val="20"/>
+                      <w:szCs w:val="20"/>
+                    </w:rPr>
+                    <w:tab/>
+                  </w:r>
+                  <w:r>
+                    <w:rPr>
+                      <w:rFonts w:ascii="Avenir Next" w:hAnsi="Avenir Next" w:cs="Avenir Next" w:eastAsia="Avenir Next"/>
+                      <w:color w:val="1A1A1A"/>
+                      <w:sz w:val="20"/>
+                      <w:szCs w:val="20"/>
+                    </w:rPr>
+                    <w:t xml:space="preserve">43 out of 50</w:t>
+                  </w:r>
+                </w:p>
+              </w:tc>
+              <w:tc>
+                <w:tcPr>
+                  <w:tcW w:w="2268" w:type="dxa"/>
+                  <w:vAlign w:val="top"/>
+                </w:tcPr>
+                <w:p>
+                  <w:pPr>
+                    <w:tabs>
+                      <w:tab w:val="left" w:pos="340"/>
+                    </w:tabs>
+                    <w:spacing w:before="0" w:after="0" w:line="264" w:lineRule="auto"/>
+                    <w:ind w:left="340" w:hanging="340"/>
+                  </w:pPr>
+                  <w:r>
+                    <w:rPr>
+                      <w:rFonts w:ascii="Avenir Next" w:hAnsi="Avenir Next" w:cs="Avenir Next" w:eastAsia="Avenir Next"/>
+                      <w:b/>
+                      <w:color w:val="003A70"/>
+                      <w:sz w:val="20"/>
+                      <w:szCs w:val="20"/>
+                    </w:rPr>
+                    <w:t xml:space="preserve">D</w:t>
+                  </w:r>
+                  <w:r>
+                    <w:rPr>
+                      <w:rFonts w:ascii="Avenir Next" w:hAnsi="Avenir Next" w:cs="Avenir Next" w:eastAsia="Avenir Next"/>
+                      <w:color w:val="1A1A1A"/>
+                      <w:sz w:val="20"/>
+                      <w:szCs w:val="20"/>
+                    </w:rPr>
+                    <w:tab/>
+                  </w:r>
+                  <w:r>
+                    <w:rPr>
+                      <w:rFonts w:ascii="Avenir Next" w:hAnsi="Avenir Next" w:cs="Avenir Next" w:eastAsia="Avenir Next"/>
+                      <w:color w:val="1A1A1A"/>
+                      <w:sz w:val="20"/>
+                      <w:szCs w:val="20"/>
+                    </w:rPr>
+                    <w:t xml:space="preserve">8 out of 10</w:t>
                   </w:r>
                 </w:p>
               </w:tc>
@@ -3080,31 +2681,426 @@
           </w:tbl>
           <w:p>
             <w:pPr>
+              <w:spacing w:before="0" w:after="0" w:line="24" w:lineRule="auto"/>
+            </w:pPr>
+          </w:p>
+        </w:tc>
+      </w:tr>
+    </w:tbl>
+    <w:p>
+      <w:pPr>
+        <w:spacing w:before="0" w:after="0" w:line="20" w:lineRule="exact"/>
+      </w:pPr>
+    </w:p>
+    <w:p>
+      <w:pPr>
+        <w:spacing w:before="60" w:after="0" w:line="240" w:lineRule="auto"/>
+      </w:pPr>
+      <w:r>
+        <w:rPr>
+          <w:rFonts w:ascii="Avenir Next" w:hAnsi="Avenir Next" w:cs="Avenir Next" w:eastAsia="Avenir Next"/>
+          <w:b/>
+          <w:color w:val="003A70"/>
+          <w:spacing w:val="12"/>
+          <w:sz w:val="15"/>
+          <w:szCs w:val="15"/>
+        </w:rPr>
+        <w:t xml:space="preserve">HOW DID IT GO?</w:t>
+      </w:r>
+      <w:r>
+        <w:rPr>
+          <w:rFonts w:ascii="Arial" w:hAnsi="Arial" w:cs="Arial" w:eastAsia="Arial"/>
+          <w:color w:val="1A1A1A"/>
+          <w:sz w:val="22"/>
+          <w:szCs w:val="22"/>
+        </w:rPr>
+        <w:t xml:space="preserve">     □</w:t>
+      </w:r>
+      <w:r>
+        <w:rPr>
+          <w:rFonts w:ascii="Avenir Next" w:hAnsi="Avenir Next" w:cs="Avenir Next" w:eastAsia="Avenir Next"/>
+          <w:color w:val="1A1A1A"/>
+          <w:sz w:val="17"/>
+          <w:szCs w:val="17"/>
+        </w:rPr>
+        <w:t xml:space="preserve">  I got it</w:t>
+      </w:r>
+      <w:r>
+        <w:rPr>
+          <w:rFonts w:ascii="Arial" w:hAnsi="Arial" w:cs="Arial" w:eastAsia="Arial"/>
+          <w:color w:val="1A1A1A"/>
+          <w:sz w:val="22"/>
+          <w:szCs w:val="22"/>
+        </w:rPr>
+        <w:t xml:space="preserve">     □</w:t>
+      </w:r>
+      <w:r>
+        <w:rPr>
+          <w:rFonts w:ascii="Avenir Next" w:hAnsi="Avenir Next" w:cs="Avenir Next" w:eastAsia="Avenir Next"/>
+          <w:color w:val="1A1A1A"/>
+          <w:sz w:val="17"/>
+          <w:szCs w:val="17"/>
+        </w:rPr>
+        <w:t xml:space="preserve">  Almost</w:t>
+      </w:r>
+      <w:r>
+        <w:rPr>
+          <w:rFonts w:ascii="Arial" w:hAnsi="Arial" w:cs="Arial" w:eastAsia="Arial"/>
+          <w:color w:val="1A1A1A"/>
+          <w:sz w:val="22"/>
+          <w:szCs w:val="22"/>
+        </w:rPr>
+        <w:t xml:space="preserve">     □</w:t>
+      </w:r>
+      <w:r>
+        <w:rPr>
+          <w:rFonts w:ascii="Avenir Next" w:hAnsi="Avenir Next" w:cs="Avenir Next" w:eastAsia="Avenir Next"/>
+          <w:color w:val="1A1A1A"/>
+          <w:sz w:val="17"/>
+          <w:szCs w:val="17"/>
+        </w:rPr>
+        <w:t xml:space="preserve">  I need help</w:t>
+      </w:r>
+    </w:p>
+    <w:p>
+      <w:pPr>
+        <w:pBdr>
+          <w:top w:val="dashed" w:sz="6" w:space="4" w:color="8A9099"/>
+        </w:pBdr>
+        <w:spacing w:before="160" w:after="160" w:line="264" w:lineRule="auto"/>
+        <w:jc w:val="center"/>
+      </w:pPr>
+      <w:r>
+        <w:rPr>
+          <w:rFonts w:ascii="Avenir Next" w:hAnsi="Avenir Next" w:cs="Avenir Next" w:eastAsia="Avenir Next"/>
+          <w:i/>
+          <w:color w:val="8A9099"/>
+          <w:sz w:val="14"/>
+          <w:szCs w:val="14"/>
+        </w:rPr>
+        <w:t xml:space="preserve">cut here</w:t>
+      </w:r>
+    </w:p>
+    <w:p>
+      <w:pPr>
+        <w:tabs>
+          <w:tab w:val="left" w:pos="5200"/>
+          <w:tab w:val="right" w:leader="underscore" w:pos="9504"/>
+        </w:tabs>
+        <w:spacing w:before="0" w:after="30" w:line="264" w:lineRule="auto"/>
+      </w:pPr>
+      <w:r>
+        <w:rPr>
+          <w:rFonts w:ascii="Avenir Next" w:hAnsi="Avenir Next" w:cs="Avenir Next" w:eastAsia="Avenir Next"/>
+          <w:b/>
+          <w:color w:val="003A70"/>
+          <w:spacing w:val="12"/>
+          <w:sz w:val="16"/>
+          <w:szCs w:val="16"/>
+        </w:rPr>
+        <w:t xml:space="preserve">EXIT TICKET  ·  LESSON 4-4  ·  SESSION 2</w:t>
+      </w:r>
+      <w:r>
+        <w:rPr>
+          <w:rFonts w:ascii="Avenir Next" w:hAnsi="Avenir Next" w:cs="Avenir Next" w:eastAsia="Avenir Next"/>
+          <w:color w:val="1A1A1A"/>
+          <w:sz w:val="18"/>
+          <w:szCs w:val="18"/>
+        </w:rPr>
+        <w:tab/>
+      </w:r>
+      <w:r>
+        <w:rPr>
+          <w:rFonts w:ascii="Avenir Next" w:hAnsi="Avenir Next" w:cs="Avenir Next" w:eastAsia="Avenir Next"/>
+          <w:color w:val="1A1A1A"/>
+          <w:sz w:val="18"/>
+          <w:szCs w:val="18"/>
+        </w:rPr>
+        <w:t xml:space="preserve">Name</w:t>
+      </w:r>
+      <w:r>
+        <w:rPr>
+          <w:rFonts w:ascii="Avenir Next" w:hAnsi="Avenir Next" w:cs="Avenir Next" w:eastAsia="Avenir Next"/>
+          <w:color w:val="1A1A1A"/>
+          <w:sz w:val="18"/>
+          <w:szCs w:val="18"/>
+        </w:rPr>
+        <w:tab/>
+      </w:r>
+    </w:p>
+    <w:p>
+      <w:pPr>
+        <w:pBdr>
+          <w:bottom w:val="single" w:sz="4" w:space="4" w:color="C9CDD2"/>
+        </w:pBdr>
+        <w:spacing w:before="0" w:after="40" w:line="240" w:lineRule="auto"/>
+      </w:pPr>
+      <w:r>
+        <w:rPr>
+          <w:rFonts w:ascii="Avenir Next" w:hAnsi="Avenir Next" w:cs="Avenir Next" w:eastAsia="Avenir Next"/>
+          <w:b/>
+          <w:color w:val="1A1A1A"/>
+          <w:sz w:val="26"/>
+          <w:szCs w:val="26"/>
+        </w:rPr>
+        <w:t xml:space="preserve">Compare Percents</w:t>
+      </w:r>
+    </w:p>
+    <w:p>
+      <w:pPr>
+        <w:spacing w:before="0" w:after="0" w:line="20" w:lineRule="exact"/>
+      </w:pPr>
+    </w:p>
+    <w:tbl>
+      <w:tblPr>
+        <w:tblW w:w="9504" w:type="dxa"/>
+        <w:jc w:val="left"/>
+        <w:tblBorders>
+          <w:top w:val="nil"/>
+          <w:left w:val="nil"/>
+          <w:bottom w:val="nil"/>
+          <w:right w:val="nil"/>
+          <w:insideH w:val="nil"/>
+          <w:insideV w:val="nil"/>
+        </w:tblBorders>
+        <w:tblLayout w:type="fixed"/>
+        <w:tblCellMar>
+          <w:top w:w="0" w:type="dxa"/>
+          <w:left w:w="0" w:type="dxa"/>
+          <w:bottom w:w="0" w:type="dxa"/>
+          <w:right w:w="0" w:type="dxa"/>
+        </w:tblCellMar>
+        <w:tblLook w:val="0000" w:firstRow="0" w:lastRow="0" w:firstColumn="0" w:lastColumn="0" w:noHBand="1" w:noVBand="1"/>
+      </w:tblPr>
+      <w:tblGrid>
+        <w:gridCol w:w="9504"/>
+      </w:tblGrid>
+      <w:tr>
+        <w:trPr>
+          <w:cantSplit/>
+        </w:trPr>
+        <w:tc>
+          <w:tcPr>
+            <w:tcW w:w="9504" w:type="dxa"/>
+            <w:vAlign w:val="top"/>
+          </w:tcPr>
+          <w:p>
+            <w:pPr>
+              <w:keepNext/>
               <w:tabs>
-                <w:tab w:val="right" w:leader="underscore" w:pos="9504"/>
+                <w:tab w:val="left" w:pos="432"/>
               </w:tabs>
-              <w:spacing w:before="90" w:after="40" w:line="264" w:lineRule="auto"/>
-              <w:ind w:left="432"/>
+              <w:spacing w:before="90" w:after="40" w:line="268" w:lineRule="auto"/>
+              <w:ind w:left="432" w:hanging="432"/>
             </w:pPr>
             <w:r>
               <w:rPr>
                 <w:rFonts w:ascii="Avenir Next" w:hAnsi="Avenir Next" w:cs="Avenir Next" w:eastAsia="Avenir Next"/>
                 <w:b/>
                 <w:color w:val="1A1A1A"/>
-                <w:sz w:val="18"/>
-                <w:szCs w:val="18"/>
-              </w:rPr>
-              <w:t xml:space="preserve">Better record</w:t>
-            </w:r>
-            <w:r>
-              <w:rPr>
-                <w:rFonts w:ascii="Avenir Next" w:hAnsi="Avenir Next" w:cs="Avenir Next" w:eastAsia="Avenir Next"/>
-                <w:color w:val="1A1A1A"/>
-                <w:sz w:val="18"/>
-                <w:szCs w:val="18"/>
+                <w:sz w:val="21"/>
+                <w:szCs w:val="21"/>
+              </w:rPr>
+              <w:t xml:space="preserve">1.</w:t>
+            </w:r>
+            <w:r>
+              <w:rPr>
+                <w:rFonts w:ascii="Avenir Next" w:hAnsi="Avenir Next" w:cs="Avenir Next" w:eastAsia="Avenir Next"/>
+                <w:color w:val="1A1A1A"/>
+                <w:sz w:val="21"/>
+                <w:szCs w:val="21"/>
               </w:rPr>
               <w:tab/>
             </w:r>
+            <w:r>
+              <w:rPr>
+                <w:rFonts w:ascii="Avenir Next" w:hAnsi="Avenir Next" w:cs="Avenir Next" w:eastAsia="Avenir Next"/>
+                <w:color w:val="1A1A1A"/>
+                <w:sz w:val="21"/>
+                <w:szCs w:val="21"/>
+              </w:rPr>
+              <w:t xml:space="preserve">Write each record (how many out of how many) as a percent.</w:t>
+            </w:r>
+          </w:p>
+          <w:tbl>
+            <w:tblPr>
+              <w:tblInd w:w="432" w:type="dxa"/>
+              <w:tblW w:w="9072" w:type="dxa"/>
+              <w:jc w:val="left"/>
+              <w:tblBorders>
+                <w:top w:val="nil"/>
+                <w:left w:val="nil"/>
+                <w:bottom w:val="nil"/>
+                <w:right w:val="nil"/>
+                <w:insideH w:val="nil"/>
+                <w:insideV w:val="nil"/>
+              </w:tblBorders>
+              <w:tblLayout w:type="fixed"/>
+              <w:tblCellMar>
+                <w:top w:w="40" w:type="dxa"/>
+                <w:left w:w="0" w:type="dxa"/>
+                <w:bottom w:w="40" w:type="dxa"/>
+                <w:right w:w="80" w:type="dxa"/>
+              </w:tblCellMar>
+              <w:tblLook w:val="0000" w:firstRow="0" w:lastRow="0" w:firstColumn="0" w:lastColumn="0" w:noHBand="1" w:noVBand="1"/>
+            </w:tblPr>
+            <w:tblGrid>
+              <w:gridCol w:w="4536"/>
+              <w:gridCol w:w="4536"/>
+            </w:tblGrid>
+            <w:tr>
+              <w:trPr>
+                <w:cantSplit/>
+                <w:trHeight w:val="448" w:hRule="atLeast"/>
+              </w:trPr>
+              <w:tc>
+                <w:tcPr>
+                  <w:tcW w:w="4536" w:type="dxa"/>
+                  <w:vAlign w:val="top"/>
+                </w:tcPr>
+                <w:p>
+                  <w:pPr>
+                    <w:tabs>
+                      <w:tab w:val="left" w:pos="340"/>
+                    </w:tabs>
+                    <w:spacing w:before="0" w:after="0" w:line="276" w:lineRule="auto"/>
+                    <w:ind w:left="340" w:hanging="340"/>
+                  </w:pPr>
+                  <w:r>
+                    <w:rPr>
+                      <w:rFonts w:ascii="Avenir Next" w:hAnsi="Avenir Next" w:cs="Avenir Next" w:eastAsia="Avenir Next"/>
+                      <w:b/>
+                      <w:color w:val="003A70"/>
+                      <w:sz w:val="21"/>
+                      <w:szCs w:val="21"/>
+                    </w:rPr>
+                    <w:t xml:space="preserve">a.</w:t>
+                  </w:r>
+                  <w:r>
+                    <w:rPr>
+                      <w:rFonts w:ascii="Avenir Next" w:hAnsi="Avenir Next" w:cs="Avenir Next" w:eastAsia="Avenir Next"/>
+                      <w:color w:val="1A1A1A"/>
+                      <w:sz w:val="21"/>
+                      <w:szCs w:val="21"/>
+                    </w:rPr>
+                    <w:tab/>
+                  </w:r>
+                  <w:r>
+                    <w:rPr>
+                      <w:rFonts w:ascii="Avenir Next" w:hAnsi="Avenir Next" w:cs="Avenir Next" w:eastAsia="Avenir Next"/>
+                      <w:color w:val="1A1A1A"/>
+                      <w:sz w:val="21"/>
+                      <w:szCs w:val="21"/>
+                    </w:rPr>
+                    <w:t xml:space="preserve">27 out of 30 =</w:t>
+                  </w:r>
+                  <w:r>
+                    <w:rPr>
+                      <w:rFonts w:ascii="Avenir Next" w:hAnsi="Avenir Next" w:cs="Avenir Next" w:eastAsia="Avenir Next"/>
+                      <w:color w:val="1A1A1A"/>
+                      <w:sz w:val="21"/>
+                      <w:szCs w:val="21"/>
+                    </w:rPr>
+                    <w:t xml:space="preserve">  </w:t>
+                  </w:r>
+                  <w:r>
+                    <w:rPr>
+                      <w:rFonts w:ascii="Avenir Next" w:hAnsi="Avenir Next" w:cs="Avenir Next" w:eastAsia="Avenir Next"/>
+                      <w:color w:val="1A1A1A"/>
+                      <w:sz w:val="21"/>
+                      <w:szCs w:val="21"/>
+                      <w:u w:val="single"/>
+                    </w:rPr>
+                    <w:t xml:space="preserve">              </w:t>
+                  </w:r>
+                  <w:r>
+                    <w:rPr>
+                      <w:rFonts w:ascii="Avenir Next" w:hAnsi="Avenir Next" w:cs="Avenir Next" w:eastAsia="Avenir Next"/>
+                      <w:color w:val="1A1A1A"/>
+                      <w:sz w:val="21"/>
+                      <w:szCs w:val="21"/>
+                    </w:rPr>
+                    <w:t xml:space="preserve"> %</w:t>
+                  </w:r>
+                </w:p>
+              </w:tc>
+              <w:tc>
+                <w:tcPr>
+                  <w:tcW w:w="4536" w:type="dxa"/>
+                  <w:vAlign w:val="top"/>
+                </w:tcPr>
+                <w:p>
+                  <w:pPr>
+                    <w:tabs>
+                      <w:tab w:val="left" w:pos="340"/>
+                    </w:tabs>
+                    <w:spacing w:before="0" w:after="0" w:line="276" w:lineRule="auto"/>
+                    <w:ind w:left="340" w:hanging="340"/>
+                  </w:pPr>
+                  <w:r>
+                    <w:rPr>
+                      <w:rFonts w:ascii="Avenir Next" w:hAnsi="Avenir Next" w:cs="Avenir Next" w:eastAsia="Avenir Next"/>
+                      <w:b/>
+                      <w:color w:val="003A70"/>
+                      <w:sz w:val="21"/>
+                      <w:szCs w:val="21"/>
+                    </w:rPr>
+                    <w:t xml:space="preserve">b.</w:t>
+                  </w:r>
+                  <w:r>
+                    <w:rPr>
+                      <w:rFonts w:ascii="Avenir Next" w:hAnsi="Avenir Next" w:cs="Avenir Next" w:eastAsia="Avenir Next"/>
+                      <w:color w:val="1A1A1A"/>
+                      <w:sz w:val="21"/>
+                      <w:szCs w:val="21"/>
+                    </w:rPr>
+                    <w:tab/>
+                  </w:r>
+                  <w:r>
+                    <w:rPr>
+                      <w:rFonts w:ascii="Avenir Next" w:hAnsi="Avenir Next" w:cs="Avenir Next" w:eastAsia="Avenir Next"/>
+                      <w:color w:val="1A1A1A"/>
+                      <w:sz w:val="21"/>
+                      <w:szCs w:val="21"/>
+                    </w:rPr>
+                    <w:t xml:space="preserve">7 out of 20 =</w:t>
+                  </w:r>
+                  <w:r>
+                    <w:rPr>
+                      <w:rFonts w:ascii="Avenir Next" w:hAnsi="Avenir Next" w:cs="Avenir Next" w:eastAsia="Avenir Next"/>
+                      <w:color w:val="1A1A1A"/>
+                      <w:sz w:val="21"/>
+                      <w:szCs w:val="21"/>
+                    </w:rPr>
+                    <w:t xml:space="preserve">  </w:t>
+                  </w:r>
+                  <w:r>
+                    <w:rPr>
+                      <w:rFonts w:ascii="Avenir Next" w:hAnsi="Avenir Next" w:cs="Avenir Next" w:eastAsia="Avenir Next"/>
+                      <w:color w:val="1A1A1A"/>
+                      <w:sz w:val="21"/>
+                      <w:szCs w:val="21"/>
+                      <w:u w:val="single"/>
+                    </w:rPr>
+                    <w:t xml:space="preserve">              </w:t>
+                  </w:r>
+                  <w:r>
+                    <w:rPr>
+                      <w:rFonts w:ascii="Avenir Next" w:hAnsi="Avenir Next" w:cs="Avenir Next" w:eastAsia="Avenir Next"/>
+                      <w:color w:val="1A1A1A"/>
+                      <w:sz w:val="21"/>
+                      <w:szCs w:val="21"/>
+                    </w:rPr>
+                    <w:t xml:space="preserve"> %</w:t>
+                  </w:r>
+                </w:p>
+              </w:tc>
+            </w:tr>
+          </w:tbl>
+          <w:p>
+            <w:pPr>
+              <w:spacing w:before="0" w:after="0" w:line="24" w:lineRule="auto"/>
+            </w:pPr>
           </w:p>
         </w:tc>
       </w:tr>
@@ -3166,8 +3162,344 @@
                 <w:rFonts w:ascii="Avenir Next" w:hAnsi="Avenir Next" w:cs="Avenir Next" w:eastAsia="Avenir Next"/>
                 <w:b/>
                 <w:color w:val="1A1A1A"/>
-                <w:sz w:val="20"/>
-                <w:szCs w:val="20"/>
+                <w:sz w:val="21"/>
+                <w:szCs w:val="21"/>
+              </w:rPr>
+              <w:t xml:space="preserve">2.</w:t>
+            </w:r>
+            <w:r>
+              <w:rPr>
+                <w:rFonts w:ascii="Avenir Next" w:hAnsi="Avenir Next" w:cs="Avenir Next" w:eastAsia="Avenir Next"/>
+                <w:color w:val="1A1A1A"/>
+                <w:sz w:val="21"/>
+                <w:szCs w:val="21"/>
+              </w:rPr>
+              <w:tab/>
+            </w:r>
+            <w:r>
+              <w:rPr>
+                <w:rFonts w:ascii="Avenir Next" w:hAnsi="Avenir Next" w:cs="Avenir Next" w:eastAsia="Avenir Next"/>
+                <w:color w:val="1A1A1A"/>
+                <w:sz w:val="21"/>
+                <w:szCs w:val="21"/>
+              </w:rPr>
+              <w:t xml:space="preserve">Team A won 15 of 20 games. Team B won 21 of 30 games. Which team has the better record?</w:t>
+            </w:r>
+          </w:p>
+          <w:p>
+            <w:pPr>
+              <w:keepNext/>
+              <w:tabs>
+                <w:tab w:val="left" w:pos="772"/>
+              </w:tabs>
+              <w:spacing w:before="0" w:after="60" w:line="276" w:lineRule="auto"/>
+              <w:ind w:left="772" w:hanging="340"/>
+            </w:pPr>
+            <w:r>
+              <w:rPr>
+                <w:rFonts w:ascii="Avenir Next" w:hAnsi="Avenir Next" w:cs="Avenir Next" w:eastAsia="Avenir Next"/>
+                <w:b/>
+                <w:color w:val="003A70"/>
+                <w:sz w:val="21"/>
+                <w:szCs w:val="21"/>
+              </w:rPr>
+              <w:t xml:space="preserve">a.</w:t>
+            </w:r>
+            <w:r>
+              <w:rPr>
+                <w:rFonts w:ascii="Avenir Next" w:hAnsi="Avenir Next" w:cs="Avenir Next" w:eastAsia="Avenir Next"/>
+                <w:color w:val="1A1A1A"/>
+                <w:sz w:val="21"/>
+                <w:szCs w:val="21"/>
+              </w:rPr>
+              <w:tab/>
+            </w:r>
+            <w:r>
+              <w:rPr>
+                <w:rFonts w:ascii="Avenir Next" w:hAnsi="Avenir Next" w:cs="Avenir Next" w:eastAsia="Avenir Next"/>
+                <w:color w:val="1A1A1A"/>
+                <w:sz w:val="21"/>
+                <w:szCs w:val="21"/>
+              </w:rPr>
+              <w:t xml:space="preserve">Team A:</w:t>
+            </w:r>
+            <w:r>
+              <w:rPr>
+                <w:rFonts w:ascii="Avenir Next" w:hAnsi="Avenir Next" w:cs="Avenir Next" w:eastAsia="Avenir Next"/>
+                <w:color w:val="1A1A1A"/>
+                <w:sz w:val="21"/>
+                <w:szCs w:val="21"/>
+              </w:rPr>
+              <w:t xml:space="preserve">  </w:t>
+            </w:r>
+            <w:r>
+              <w:rPr>
+                <w:rFonts w:ascii="Avenir Next" w:hAnsi="Avenir Next" w:cs="Avenir Next" w:eastAsia="Avenir Next"/>
+                <w:color w:val="1A1A1A"/>
+                <w:sz w:val="21"/>
+                <w:szCs w:val="21"/>
+                <w:u w:val="single"/>
+              </w:rPr>
+              <w:t xml:space="preserve">                </w:t>
+            </w:r>
+            <w:r>
+              <w:rPr>
+                <w:rFonts w:ascii="Avenir Next" w:hAnsi="Avenir Next" w:cs="Avenir Next" w:eastAsia="Avenir Next"/>
+                <w:color w:val="1A1A1A"/>
+                <w:sz w:val="21"/>
+                <w:szCs w:val="21"/>
+              </w:rPr>
+              <w:t xml:space="preserve"> %</w:t>
+            </w:r>
+          </w:p>
+          <w:p>
+            <w:pPr>
+              <w:keepNext/>
+              <w:tabs>
+                <w:tab w:val="left" w:pos="772"/>
+              </w:tabs>
+              <w:spacing w:before="0" w:after="60" w:line="276" w:lineRule="auto"/>
+              <w:ind w:left="772" w:hanging="340"/>
+            </w:pPr>
+            <w:r>
+              <w:rPr>
+                <w:rFonts w:ascii="Avenir Next" w:hAnsi="Avenir Next" w:cs="Avenir Next" w:eastAsia="Avenir Next"/>
+                <w:b/>
+                <w:color w:val="003A70"/>
+                <w:sz w:val="21"/>
+                <w:szCs w:val="21"/>
+              </w:rPr>
+              <w:t xml:space="preserve">b.</w:t>
+            </w:r>
+            <w:r>
+              <w:rPr>
+                <w:rFonts w:ascii="Avenir Next" w:hAnsi="Avenir Next" w:cs="Avenir Next" w:eastAsia="Avenir Next"/>
+                <w:color w:val="1A1A1A"/>
+                <w:sz w:val="21"/>
+                <w:szCs w:val="21"/>
+              </w:rPr>
+              <w:tab/>
+            </w:r>
+            <w:r>
+              <w:rPr>
+                <w:rFonts w:ascii="Avenir Next" w:hAnsi="Avenir Next" w:cs="Avenir Next" w:eastAsia="Avenir Next"/>
+                <w:color w:val="1A1A1A"/>
+                <w:sz w:val="21"/>
+                <w:szCs w:val="21"/>
+              </w:rPr>
+              <w:t xml:space="preserve">Team B:</w:t>
+            </w:r>
+            <w:r>
+              <w:rPr>
+                <w:rFonts w:ascii="Avenir Next" w:hAnsi="Avenir Next" w:cs="Avenir Next" w:eastAsia="Avenir Next"/>
+                <w:color w:val="1A1A1A"/>
+                <w:sz w:val="21"/>
+                <w:szCs w:val="21"/>
+              </w:rPr>
+              <w:t xml:space="preserve">  </w:t>
+            </w:r>
+            <w:r>
+              <w:rPr>
+                <w:rFonts w:ascii="Avenir Next" w:hAnsi="Avenir Next" w:cs="Avenir Next" w:eastAsia="Avenir Next"/>
+                <w:color w:val="1A1A1A"/>
+                <w:sz w:val="21"/>
+                <w:szCs w:val="21"/>
+                <w:u w:val="single"/>
+              </w:rPr>
+              <w:t xml:space="preserve">                </w:t>
+            </w:r>
+            <w:r>
+              <w:rPr>
+                <w:rFonts w:ascii="Avenir Next" w:hAnsi="Avenir Next" w:cs="Avenir Next" w:eastAsia="Avenir Next"/>
+                <w:color w:val="1A1A1A"/>
+                <w:sz w:val="21"/>
+                <w:szCs w:val="21"/>
+              </w:rPr>
+              <w:t xml:space="preserve"> %</w:t>
+            </w:r>
+          </w:p>
+          <w:p>
+            <w:pPr>
+              <w:keepNext/>
+              <w:tabs>
+                <w:tab w:val="left" w:pos="772"/>
+              </w:tabs>
+              <w:spacing w:before="0" w:after="60" w:line="276" w:lineRule="auto"/>
+              <w:ind w:left="772" w:hanging="340"/>
+            </w:pPr>
+            <w:r>
+              <w:rPr>
+                <w:rFonts w:ascii="Avenir Next" w:hAnsi="Avenir Next" w:cs="Avenir Next" w:eastAsia="Avenir Next"/>
+                <w:b/>
+                <w:color w:val="003A70"/>
+                <w:sz w:val="21"/>
+                <w:szCs w:val="21"/>
+              </w:rPr>
+              <w:t xml:space="preserve">c.</w:t>
+            </w:r>
+            <w:r>
+              <w:rPr>
+                <w:rFonts w:ascii="Avenir Next" w:hAnsi="Avenir Next" w:cs="Avenir Next" w:eastAsia="Avenir Next"/>
+                <w:color w:val="1A1A1A"/>
+                <w:sz w:val="21"/>
+                <w:szCs w:val="21"/>
+              </w:rPr>
+              <w:tab/>
+            </w:r>
+            <w:r>
+              <w:rPr>
+                <w:rFonts w:ascii="Avenir Next" w:hAnsi="Avenir Next" w:cs="Avenir Next" w:eastAsia="Avenir Next"/>
+                <w:color w:val="1A1A1A"/>
+                <w:sz w:val="21"/>
+                <w:szCs w:val="21"/>
+              </w:rPr>
+              <w:t xml:space="preserve">Better record:</w:t>
+            </w:r>
+            <w:r>
+              <w:rPr>
+                <w:rFonts w:ascii="Avenir Next" w:hAnsi="Avenir Next" w:cs="Avenir Next" w:eastAsia="Avenir Next"/>
+                <w:color w:val="1A1A1A"/>
+                <w:sz w:val="21"/>
+                <w:szCs w:val="21"/>
+              </w:rPr>
+              <w:t xml:space="preserve">  </w:t>
+            </w:r>
+            <w:r>
+              <w:rPr>
+                <w:rFonts w:ascii="Avenir Next" w:hAnsi="Avenir Next" w:cs="Avenir Next" w:eastAsia="Avenir Next"/>
+                <w:color w:val="1A1A1A"/>
+                <w:sz w:val="21"/>
+                <w:szCs w:val="21"/>
+                <w:u w:val="single"/>
+              </w:rPr>
+              <w:t xml:space="preserve">                      </w:t>
+            </w:r>
+          </w:p>
+          <w:p>
+            <w:pPr>
+              <w:spacing w:before="0" w:after="0" w:line="60" w:lineRule="auto"/>
+            </w:pPr>
+          </w:p>
+          <w:tbl>
+            <w:tblPr>
+              <w:tblInd w:w="432" w:type="dxa"/>
+              <w:tblW w:w="9072" w:type="dxa"/>
+              <w:jc w:val="left"/>
+              <w:tblBorders>
+                <w:top w:val="single" w:sz="4" w:space="0" w:color="8A9099"/>
+                <w:left w:val="single" w:sz="4" w:space="0" w:color="8A9099"/>
+                <w:bottom w:val="single" w:sz="4" w:space="0" w:color="8A9099"/>
+                <w:right w:val="single" w:sz="4" w:space="0" w:color="8A9099"/>
+                <w:insideH w:val="nil"/>
+                <w:insideV w:val="nil"/>
+              </w:tblBorders>
+              <w:tblLayout w:type="fixed"/>
+              <w:tblCellMar>
+                <w:top w:w="50" w:type="dxa"/>
+                <w:left w:w="100" w:type="dxa"/>
+                <w:bottom w:w="50" w:type="dxa"/>
+                <w:right w:w="100" w:type="dxa"/>
+              </w:tblCellMar>
+              <w:tblLook w:val="0000" w:firstRow="0" w:lastRow="0" w:firstColumn="0" w:lastColumn="0" w:noHBand="1" w:noVBand="1"/>
+            </w:tblPr>
+            <w:tblGrid>
+              <w:gridCol w:w="9072"/>
+            </w:tblGrid>
+            <w:tr>
+              <w:trPr>
+                <w:cantSplit/>
+                <w:trHeight w:val="620" w:hRule="atLeast"/>
+              </w:trPr>
+              <w:tc>
+                <w:tcPr>
+                  <w:tcW w:w="9072" w:type="dxa"/>
+                  <w:vAlign w:val="top"/>
+                </w:tcPr>
+                <w:p>
+                  <w:pPr>
+                    <w:spacing w:before="0" w:after="0" w:line="240" w:lineRule="auto"/>
+                  </w:pPr>
+                  <w:r>
+                    <w:rPr>
+                      <w:rFonts w:ascii="Avenir Next" w:hAnsi="Avenir Next" w:cs="Avenir Next" w:eastAsia="Avenir Next"/>
+                      <w:i/>
+                      <w:color w:val="8A9099"/>
+                      <w:sz w:val="14"/>
+                      <w:szCs w:val="14"/>
+                    </w:rPr>
+                    <w:t xml:space="preserve">Show your work.</w:t>
+                  </w:r>
+                </w:p>
+              </w:tc>
+            </w:tr>
+          </w:tbl>
+          <w:p>
+            <w:pPr>
+              <w:spacing w:before="0" w:after="0" w:line="24" w:lineRule="auto"/>
+            </w:pPr>
+          </w:p>
+        </w:tc>
+      </w:tr>
+    </w:tbl>
+    <w:p>
+      <w:pPr>
+        <w:spacing w:before="0" w:after="0" w:line="20" w:lineRule="exact"/>
+      </w:pPr>
+    </w:p>
+    <w:p>
+      <w:pPr>
+        <w:spacing w:before="0" w:after="0" w:line="20" w:lineRule="exact"/>
+      </w:pPr>
+    </w:p>
+    <w:tbl>
+      <w:tblPr>
+        <w:tblW w:w="9504" w:type="dxa"/>
+        <w:jc w:val="left"/>
+        <w:tblBorders>
+          <w:top w:val="nil"/>
+          <w:left w:val="nil"/>
+          <w:bottom w:val="nil"/>
+          <w:right w:val="nil"/>
+          <w:insideH w:val="nil"/>
+          <w:insideV w:val="nil"/>
+        </w:tblBorders>
+        <w:tblLayout w:type="fixed"/>
+        <w:tblCellMar>
+          <w:top w:w="0" w:type="dxa"/>
+          <w:left w:w="0" w:type="dxa"/>
+          <w:bottom w:w="0" w:type="dxa"/>
+          <w:right w:w="0" w:type="dxa"/>
+        </w:tblCellMar>
+        <w:tblLook w:val="0000" w:firstRow="0" w:lastRow="0" w:firstColumn="0" w:lastColumn="0" w:noHBand="1" w:noVBand="1"/>
+      </w:tblPr>
+      <w:tblGrid>
+        <w:gridCol w:w="9504"/>
+      </w:tblGrid>
+      <w:tr>
+        <w:trPr>
+          <w:cantSplit/>
+        </w:trPr>
+        <w:tc>
+          <w:tcPr>
+            <w:tcW w:w="9504" w:type="dxa"/>
+            <w:vAlign w:val="top"/>
+          </w:tcPr>
+          <w:p>
+            <w:pPr>
+              <w:keepNext/>
+              <w:tabs>
+                <w:tab w:val="left" w:pos="432"/>
+              </w:tabs>
+              <w:spacing w:before="90" w:after="40" w:line="268" w:lineRule="auto"/>
+              <w:ind w:left="432" w:hanging="432"/>
+            </w:pPr>
+            <w:r>
+              <w:rPr>
+                <w:rFonts w:ascii="Avenir Next" w:hAnsi="Avenir Next" w:cs="Avenir Next" w:eastAsia="Avenir Next"/>
+                <w:b/>
+                <w:color w:val="1A1A1A"/>
+                <w:sz w:val="21"/>
+                <w:szCs w:val="21"/>
               </w:rPr>
               <w:t xml:space="preserve">3.</w:t>
             </w:r>
@@ -3175,8 +3507,8 @@
               <w:rPr>
                 <w:rFonts w:ascii="Avenir Next" w:hAnsi="Avenir Next" w:cs="Avenir Next" w:eastAsia="Avenir Next"/>
                 <w:color w:val="1A1A1A"/>
-                <w:sz w:val="20"/>
-                <w:szCs w:val="20"/>
+                <w:sz w:val="21"/>
+                <w:szCs w:val="21"/>
               </w:rPr>
               <w:tab/>
             </w:r>
@@ -3184,8 +3516,8 @@
               <w:rPr>
                 <w:rFonts w:ascii="Avenir Next" w:hAnsi="Avenir Next" w:cs="Avenir Next" w:eastAsia="Avenir Next"/>
                 <w:color w:val="1A1A1A"/>
-                <w:sz w:val="20"/>
-                <w:szCs w:val="20"/>
+                <w:sz w:val="21"/>
+                <w:szCs w:val="21"/>
               </w:rPr>
               <w:t xml:space="preserve">Which record has the greatest percent?</w:t>
             </w:r>
@@ -3240,8 +3572,8 @@
                       <w:rFonts w:ascii="Avenir Next" w:hAnsi="Avenir Next" w:cs="Avenir Next" w:eastAsia="Avenir Next"/>
                       <w:b/>
                       <w:color w:val="003A70"/>
-                      <w:sz w:val="19"/>
-                      <w:szCs w:val="19"/>
+                      <w:sz w:val="20"/>
+                      <w:szCs w:val="20"/>
                     </w:rPr>
                     <w:t xml:space="preserve">A</w:t>
                   </w:r>
@@ -3249,8 +3581,8 @@
                     <w:rPr>
                       <w:rFonts w:ascii="Avenir Next" w:hAnsi="Avenir Next" w:cs="Avenir Next" w:eastAsia="Avenir Next"/>
                       <w:color w:val="1A1A1A"/>
-                      <w:sz w:val="19"/>
-                      <w:szCs w:val="19"/>
+                      <w:sz w:val="20"/>
+                      <w:szCs w:val="20"/>
                     </w:rPr>
                     <w:tab/>
                   </w:r>
@@ -3258,10 +3590,10 @@
                     <w:rPr>
                       <w:rFonts w:ascii="Avenir Next" w:hAnsi="Avenir Next" w:cs="Avenir Next" w:eastAsia="Avenir Next"/>
                       <w:color w:val="1A1A1A"/>
-                      <w:sz w:val="19"/>
-                      <w:szCs w:val="19"/>
-                    </w:rPr>
-                    <w:t xml:space="preserve">7 out of 10</w:t>
+                      <w:sz w:val="20"/>
+                      <w:szCs w:val="20"/>
+                    </w:rPr>
+                    <w:t xml:space="preserve">17 out of 20</w:t>
                   </w:r>
                 </w:p>
               </w:tc>
@@ -3283,8 +3615,8 @@
                       <w:rFonts w:ascii="Avenir Next" w:hAnsi="Avenir Next" w:cs="Avenir Next" w:eastAsia="Avenir Next"/>
                       <w:b/>
                       <w:color w:val="003A70"/>
-                      <w:sz w:val="19"/>
-                      <w:szCs w:val="19"/>
+                      <w:sz w:val="20"/>
+                      <w:szCs w:val="20"/>
                     </w:rPr>
                     <w:t xml:space="preserve">B</w:t>
                   </w:r>
@@ -3292,8 +3624,8 @@
                     <w:rPr>
                       <w:rFonts w:ascii="Avenir Next" w:hAnsi="Avenir Next" w:cs="Avenir Next" w:eastAsia="Avenir Next"/>
                       <w:color w:val="1A1A1A"/>
-                      <w:sz w:val="19"/>
-                      <w:szCs w:val="19"/>
+                      <w:sz w:val="20"/>
+                      <w:szCs w:val="20"/>
                     </w:rPr>
                     <w:tab/>
                   </w:r>
@@ -3301,10 +3633,10 @@
                     <w:rPr>
                       <w:rFonts w:ascii="Avenir Next" w:hAnsi="Avenir Next" w:cs="Avenir Next" w:eastAsia="Avenir Next"/>
                       <w:color w:val="1A1A1A"/>
-                      <w:sz w:val="19"/>
-                      <w:szCs w:val="19"/>
-                    </w:rPr>
-                    <w:t xml:space="preserve">15 out of 25</w:t>
+                      <w:sz w:val="20"/>
+                      <w:szCs w:val="20"/>
+                    </w:rPr>
+                    <w:t xml:space="preserve">22 out of 25</w:t>
                   </w:r>
                 </w:p>
               </w:tc>
@@ -3326,8 +3658,8 @@
                       <w:rFonts w:ascii="Avenir Next" w:hAnsi="Avenir Next" w:cs="Avenir Next" w:eastAsia="Avenir Next"/>
                       <w:b/>
                       <w:color w:val="003A70"/>
-                      <w:sz w:val="19"/>
-                      <w:szCs w:val="19"/>
+                      <w:sz w:val="20"/>
+                      <w:szCs w:val="20"/>
                     </w:rPr>
                     <w:t xml:space="preserve">C</w:t>
                   </w:r>
@@ -3335,8 +3667,8 @@
                     <w:rPr>
                       <w:rFonts w:ascii="Avenir Next" w:hAnsi="Avenir Next" w:cs="Avenir Next" w:eastAsia="Avenir Next"/>
                       <w:color w:val="1A1A1A"/>
-                      <w:sz w:val="19"/>
-                      <w:szCs w:val="19"/>
+                      <w:sz w:val="20"/>
+                      <w:szCs w:val="20"/>
                     </w:rPr>
                     <w:tab/>
                   </w:r>
@@ -3344,10 +3676,10 @@
                     <w:rPr>
                       <w:rFonts w:ascii="Avenir Next" w:hAnsi="Avenir Next" w:cs="Avenir Next" w:eastAsia="Avenir Next"/>
                       <w:color w:val="1A1A1A"/>
-                      <w:sz w:val="19"/>
-                      <w:szCs w:val="19"/>
-                    </w:rPr>
-                    <w:t xml:space="preserve">33 out of 50</w:t>
+                      <w:sz w:val="20"/>
+                      <w:szCs w:val="20"/>
+                    </w:rPr>
+                    <w:t xml:space="preserve">43 out of 50</w:t>
                   </w:r>
                 </w:p>
               </w:tc>
@@ -3369,8 +3701,8 @@
                       <w:rFonts w:ascii="Avenir Next" w:hAnsi="Avenir Next" w:cs="Avenir Next" w:eastAsia="Avenir Next"/>
                       <w:b/>
                       <w:color w:val="003A70"/>
-                      <w:sz w:val="19"/>
-                      <w:szCs w:val="19"/>
+                      <w:sz w:val="20"/>
+                      <w:szCs w:val="20"/>
                     </w:rPr>
                     <w:t xml:space="preserve">D</w:t>
                   </w:r>
@@ -3378,8 +3710,8 @@
                     <w:rPr>
                       <w:rFonts w:ascii="Avenir Next" w:hAnsi="Avenir Next" w:cs="Avenir Next" w:eastAsia="Avenir Next"/>
                       <w:color w:val="1A1A1A"/>
-                      <w:sz w:val="19"/>
-                      <w:szCs w:val="19"/>
+                      <w:sz w:val="20"/>
+                      <w:szCs w:val="20"/>
                     </w:rPr>
                     <w:tab/>
                   </w:r>
@@ -3387,10 +3719,10 @@
                     <w:rPr>
                       <w:rFonts w:ascii="Avenir Next" w:hAnsi="Avenir Next" w:cs="Avenir Next" w:eastAsia="Avenir Next"/>
                       <w:color w:val="1A1A1A"/>
-                      <w:sz w:val="19"/>
-                      <w:szCs w:val="19"/>
-                    </w:rPr>
-                    <w:t xml:space="preserve">13 out of 20</w:t>
+                      <w:sz w:val="20"/>
+                      <w:szCs w:val="20"/>
+                    </w:rPr>
+                    <w:t xml:space="preserve">8 out of 10</w:t>
                   </w:r>
                 </w:p>
               </w:tc>
